--- a/data structure.docx
+++ b/data structure.docx
@@ -206,29 +206,13 @@
     </w:p>
     <w:p>
       <w:r>
-        <w:t>#include &lt;</w:t>
-      </w:r>
-      <w:proofErr w:type="spellStart"/>
-      <w:r>
-        <w:t>stdio.h</w:t>
-      </w:r>
-      <w:proofErr w:type="spellEnd"/>
-      <w:r>
-        <w:t>&gt;</w:t>
-      </w:r>
-    </w:p>
-    <w:p/>
-    <w:p>
-      <w:r>
-        <w:t xml:space="preserve">int </w:t>
-      </w:r>
-      <w:proofErr w:type="gramStart"/>
-      <w:r>
-        <w:t>main(</w:t>
-      </w:r>
-      <w:proofErr w:type="gramEnd"/>
-      <w:r>
-        <w:t>)</w:t>
+        <w:t>#include &lt;stdio.h&gt;</w:t>
+      </w:r>
+    </w:p>
+    <w:p/>
+    <w:p>
+      <w:r>
+        <w:t>int main()</w:t>
       </w:r>
     </w:p>
     <w:p>
@@ -238,31 +222,7 @@
     </w:p>
     <w:p>
       <w:r>
-        <w:t xml:space="preserve">    int </w:t>
-      </w:r>
-      <w:proofErr w:type="gramStart"/>
-      <w:r>
-        <w:t>a[</w:t>
-      </w:r>
-      <w:proofErr w:type="gramEnd"/>
-      <w:r>
-        <w:t xml:space="preserve">20], n, </w:t>
-      </w:r>
-      <w:proofErr w:type="spellStart"/>
-      <w:r>
-        <w:t>i</w:t>
-      </w:r>
-      <w:proofErr w:type="spellEnd"/>
-      <w:r>
-        <w:t xml:space="preserve">, </w:t>
-      </w:r>
-      <w:proofErr w:type="spellStart"/>
-      <w:r>
-        <w:t>pos</w:t>
-      </w:r>
-      <w:proofErr w:type="spellEnd"/>
-      <w:r>
-        <w:t>, value;</w:t>
+        <w:t xml:space="preserve">    int a[20], n, i, pos, value;</w:t>
       </w:r>
     </w:p>
     <w:p/>
@@ -273,118 +233,29 @@
     </w:p>
     <w:p>
       <w:r>
-        <w:t xml:space="preserve">    </w:t>
-      </w:r>
-      <w:proofErr w:type="spellStart"/>
-      <w:proofErr w:type="gramStart"/>
-      <w:r>
-        <w:t>printf</w:t>
-      </w:r>
-      <w:proofErr w:type="spellEnd"/>
-      <w:r>
-        <w:t>(</w:t>
-      </w:r>
-      <w:proofErr w:type="gramEnd"/>
-      <w:r>
-        <w:t>"Enter size: ");</w:t>
-      </w:r>
-    </w:p>
-    <w:p>
-      <w:r>
-        <w:t xml:space="preserve">    </w:t>
-      </w:r>
-      <w:proofErr w:type="spellStart"/>
-      <w:proofErr w:type="gramStart"/>
-      <w:r>
-        <w:t>scanf</w:t>
-      </w:r>
-      <w:proofErr w:type="spellEnd"/>
-      <w:r>
-        <w:t>(</w:t>
-      </w:r>
-      <w:proofErr w:type="gramEnd"/>
-      <w:r>
-        <w:t>"%d", &amp;n);</w:t>
-      </w:r>
-    </w:p>
-    <w:p/>
-    <w:p>
-      <w:r>
-        <w:t xml:space="preserve">    </w:t>
-      </w:r>
-      <w:proofErr w:type="spellStart"/>
-      <w:proofErr w:type="gramStart"/>
-      <w:r>
-        <w:t>printf</w:t>
-      </w:r>
-      <w:proofErr w:type="spellEnd"/>
-      <w:r>
-        <w:t>(</w:t>
-      </w:r>
-      <w:proofErr w:type="gramEnd"/>
-      <w:r>
-        <w:t>"Enter array elements:\n");</w:t>
+        <w:t xml:space="preserve">    printf("Enter size: ");</w:t>
+      </w:r>
+    </w:p>
+    <w:p>
+      <w:r>
+        <w:t xml:space="preserve">    scanf("%d", &amp;n);</w:t>
+      </w:r>
+    </w:p>
+    <w:p/>
+    <w:p>
+      <w:r>
+        <w:t xml:space="preserve">    printf("Enter array elements:\n");</w:t>
       </w:r>
     </w:p>
     <w:p>
       <w:r>
         <w:lastRenderedPageBreak/>
-        <w:t xml:space="preserve">    </w:t>
-      </w:r>
-      <w:proofErr w:type="gramStart"/>
-      <w:r>
-        <w:t>for(</w:t>
-      </w:r>
-      <w:proofErr w:type="spellStart"/>
-      <w:proofErr w:type="gramEnd"/>
-      <w:r>
-        <w:t>i</w:t>
-      </w:r>
-      <w:proofErr w:type="spellEnd"/>
-      <w:r>
-        <w:t xml:space="preserve"> = 0; </w:t>
-      </w:r>
-      <w:proofErr w:type="spellStart"/>
-      <w:r>
-        <w:t>i</w:t>
-      </w:r>
-      <w:proofErr w:type="spellEnd"/>
-      <w:r>
-        <w:t xml:space="preserve"> &lt; n; </w:t>
-      </w:r>
-      <w:proofErr w:type="spellStart"/>
-      <w:r>
-        <w:t>i</w:t>
-      </w:r>
-      <w:proofErr w:type="spellEnd"/>
-      <w:r>
-        <w:t>++)</w:t>
-      </w:r>
-    </w:p>
-    <w:p>
-      <w:r>
-        <w:t xml:space="preserve">        </w:t>
-      </w:r>
-      <w:proofErr w:type="spellStart"/>
-      <w:proofErr w:type="gramStart"/>
-      <w:r>
-        <w:t>scanf</w:t>
-      </w:r>
-      <w:proofErr w:type="spellEnd"/>
-      <w:r>
-        <w:t>(</w:t>
-      </w:r>
-      <w:proofErr w:type="gramEnd"/>
-      <w:r>
-        <w:t>"%d", &amp;a[</w:t>
-      </w:r>
-      <w:proofErr w:type="spellStart"/>
-      <w:r>
-        <w:t>i</w:t>
-      </w:r>
-      <w:proofErr w:type="spellEnd"/>
-      <w:r>
-        <w:t>]);</w:t>
+        <w:t xml:space="preserve">    for(i = 0; i &lt; n; i++)</w:t>
+      </w:r>
+    </w:p>
+    <w:p>
+      <w:r>
+        <w:t xml:space="preserve">        scanf("%d", &amp;a[i]);</w:t>
       </w:r>
     </w:p>
     <w:p/>
@@ -395,88 +266,17 @@
     </w:p>
     <w:p>
       <w:r>
-        <w:t xml:space="preserve">    </w:t>
-      </w:r>
-      <w:proofErr w:type="spellStart"/>
-      <w:proofErr w:type="gramStart"/>
-      <w:r>
-        <w:t>printf</w:t>
-      </w:r>
-      <w:proofErr w:type="spellEnd"/>
-      <w:r>
-        <w:t>(</w:t>
-      </w:r>
-      <w:proofErr w:type="gramEnd"/>
-      <w:r>
-        <w:t>"\</w:t>
-      </w:r>
-      <w:proofErr w:type="spellStart"/>
-      <w:r>
-        <w:t>nOriginal</w:t>
-      </w:r>
-      <w:proofErr w:type="spellEnd"/>
-      <w:r>
-        <w:t xml:space="preserve"> Array:\n");</w:t>
-      </w:r>
-    </w:p>
-    <w:p>
-      <w:r>
-        <w:t xml:space="preserve">    </w:t>
-      </w:r>
-      <w:proofErr w:type="gramStart"/>
-      <w:r>
-        <w:t>for(</w:t>
-      </w:r>
-      <w:proofErr w:type="spellStart"/>
-      <w:proofErr w:type="gramEnd"/>
-      <w:r>
-        <w:t>i</w:t>
-      </w:r>
-      <w:proofErr w:type="spellEnd"/>
-      <w:r>
-        <w:t xml:space="preserve"> = 0; </w:t>
-      </w:r>
-      <w:proofErr w:type="spellStart"/>
-      <w:r>
-        <w:t>i</w:t>
-      </w:r>
-      <w:proofErr w:type="spellEnd"/>
-      <w:r>
-        <w:t xml:space="preserve"> &lt; n; </w:t>
-      </w:r>
-      <w:proofErr w:type="spellStart"/>
-      <w:r>
-        <w:t>i</w:t>
-      </w:r>
-      <w:proofErr w:type="spellEnd"/>
-      <w:r>
-        <w:t>++)</w:t>
-      </w:r>
-    </w:p>
-    <w:p>
-      <w:r>
-        <w:t xml:space="preserve">        </w:t>
-      </w:r>
-      <w:proofErr w:type="spellStart"/>
-      <w:proofErr w:type="gramStart"/>
-      <w:r>
-        <w:t>printf</w:t>
-      </w:r>
-      <w:proofErr w:type="spellEnd"/>
-      <w:r>
-        <w:t>(</w:t>
-      </w:r>
-      <w:proofErr w:type="gramEnd"/>
-      <w:r>
-        <w:t>"%d ", a[</w:t>
-      </w:r>
-      <w:proofErr w:type="spellStart"/>
-      <w:r>
-        <w:t>i</w:t>
-      </w:r>
-      <w:proofErr w:type="spellEnd"/>
-      <w:r>
-        <w:t>]);</w:t>
+        <w:t xml:space="preserve">    printf("\nOriginal Array:\n");</w:t>
+      </w:r>
+    </w:p>
+    <w:p>
+      <w:r>
+        <w:t xml:space="preserve">    for(i = 0; i &lt; n; i++)</w:t>
+      </w:r>
+    </w:p>
+    <w:p>
+      <w:r>
+        <w:t xml:space="preserve">        printf("%d ", a[i]);</w:t>
       </w:r>
     </w:p>
     <w:p/>
@@ -487,171 +287,40 @@
     </w:p>
     <w:p>
       <w:r>
-        <w:t xml:space="preserve">    </w:t>
-      </w:r>
-      <w:proofErr w:type="spellStart"/>
-      <w:proofErr w:type="gramStart"/>
-      <w:r>
-        <w:t>printf</w:t>
-      </w:r>
-      <w:proofErr w:type="spellEnd"/>
-      <w:r>
-        <w:t>(</w:t>
-      </w:r>
-      <w:proofErr w:type="gramEnd"/>
-      <w:r>
-        <w:t>"\n\</w:t>
-      </w:r>
-      <w:proofErr w:type="spellStart"/>
-      <w:r>
-        <w:t>nEnter</w:t>
-      </w:r>
-      <w:proofErr w:type="spellEnd"/>
-      <w:r>
-        <w:t xml:space="preserve"> position to insert: ");</w:t>
-      </w:r>
-    </w:p>
-    <w:p>
-      <w:r>
-        <w:t xml:space="preserve">    </w:t>
-      </w:r>
-      <w:proofErr w:type="spellStart"/>
-      <w:proofErr w:type="gramStart"/>
-      <w:r>
-        <w:t>scanf</w:t>
-      </w:r>
-      <w:proofErr w:type="spellEnd"/>
-      <w:r>
-        <w:t>(</w:t>
-      </w:r>
-      <w:proofErr w:type="gramEnd"/>
-      <w:r>
-        <w:t>"%d", &amp;</w:t>
-      </w:r>
-      <w:proofErr w:type="spellStart"/>
-      <w:r>
-        <w:t>pos</w:t>
-      </w:r>
-      <w:proofErr w:type="spellEnd"/>
-      <w:r>
-        <w:t>);</w:t>
-      </w:r>
-    </w:p>
-    <w:p/>
-    <w:p>
-      <w:r>
-        <w:t xml:space="preserve">    </w:t>
-      </w:r>
-      <w:proofErr w:type="spellStart"/>
-      <w:proofErr w:type="gramStart"/>
-      <w:r>
-        <w:t>printf</w:t>
-      </w:r>
-      <w:proofErr w:type="spellEnd"/>
-      <w:r>
-        <w:t>(</w:t>
-      </w:r>
-      <w:proofErr w:type="gramEnd"/>
-      <w:r>
-        <w:t>"Enter value: ");</w:t>
-      </w:r>
-    </w:p>
-    <w:p>
-      <w:r>
-        <w:t xml:space="preserve">    </w:t>
-      </w:r>
-      <w:proofErr w:type="spellStart"/>
-      <w:proofErr w:type="gramStart"/>
-      <w:r>
-        <w:t>scanf</w:t>
-      </w:r>
-      <w:proofErr w:type="spellEnd"/>
-      <w:r>
-        <w:t>(</w:t>
-      </w:r>
-      <w:proofErr w:type="gramEnd"/>
-      <w:r>
-        <w:t>"%d", &amp;value);</w:t>
-      </w:r>
-    </w:p>
-    <w:p/>
-    <w:p>
-      <w:r>
-        <w:t xml:space="preserve">    </w:t>
-      </w:r>
-      <w:proofErr w:type="gramStart"/>
-      <w:r>
-        <w:t>for(</w:t>
-      </w:r>
-      <w:proofErr w:type="spellStart"/>
-      <w:proofErr w:type="gramEnd"/>
-      <w:r>
-        <w:t>i</w:t>
-      </w:r>
-      <w:proofErr w:type="spellEnd"/>
-      <w:r>
-        <w:t xml:space="preserve"> = n; </w:t>
-      </w:r>
-      <w:proofErr w:type="spellStart"/>
-      <w:r>
-        <w:t>i</w:t>
-      </w:r>
-      <w:proofErr w:type="spellEnd"/>
-      <w:r>
-        <w:t xml:space="preserve"> &gt;= </w:t>
-      </w:r>
-      <w:proofErr w:type="spellStart"/>
-      <w:r>
-        <w:t>pos</w:t>
-      </w:r>
-      <w:proofErr w:type="spellEnd"/>
-      <w:r>
-        <w:t>; i--)</w:t>
-      </w:r>
-    </w:p>
-    <w:p>
-      <w:r>
-        <w:t xml:space="preserve">        a[</w:t>
-      </w:r>
-      <w:proofErr w:type="spellStart"/>
-      <w:r>
-        <w:t>i</w:t>
-      </w:r>
-      <w:proofErr w:type="spellEnd"/>
-      <w:r>
-        <w:t xml:space="preserve">] = </w:t>
-      </w:r>
-      <w:proofErr w:type="gramStart"/>
-      <w:r>
-        <w:t>a[</w:t>
-      </w:r>
-      <w:proofErr w:type="spellStart"/>
-      <w:proofErr w:type="gramEnd"/>
-      <w:r>
-        <w:t>i</w:t>
-      </w:r>
-      <w:proofErr w:type="spellEnd"/>
-      <w:r>
-        <w:t xml:space="preserve"> - 1];</w:t>
-      </w:r>
-    </w:p>
-    <w:p/>
-    <w:p>
-      <w:r>
-        <w:t xml:space="preserve">    </w:t>
-      </w:r>
-      <w:proofErr w:type="gramStart"/>
-      <w:r>
-        <w:t>a[</w:t>
-      </w:r>
-      <w:proofErr w:type="spellStart"/>
-      <w:proofErr w:type="gramEnd"/>
-      <w:r>
-        <w:t>pos</w:t>
-      </w:r>
-      <w:proofErr w:type="spellEnd"/>
-      <w:r>
-        <w:t xml:space="preserve"> - 1] = value;</w:t>
+        <w:t xml:space="preserve">    printf("\n\nEnter position to insert: ");</w:t>
+      </w:r>
+    </w:p>
+    <w:p>
+      <w:r>
+        <w:t xml:space="preserve">    scanf("%d", &amp;pos);</w:t>
+      </w:r>
+    </w:p>
+    <w:p/>
+    <w:p>
+      <w:r>
+        <w:t xml:space="preserve">    printf("Enter value: ");</w:t>
+      </w:r>
+    </w:p>
+    <w:p>
+      <w:r>
+        <w:t xml:space="preserve">    scanf("%d", &amp;value);</w:t>
+      </w:r>
+    </w:p>
+    <w:p/>
+    <w:p>
+      <w:r>
+        <w:t xml:space="preserve">    for(i = n; i &gt;= pos; i--)</w:t>
+      </w:r>
+    </w:p>
+    <w:p>
+      <w:r>
+        <w:t xml:space="preserve">        a[i] = a[i - 1];</w:t>
+      </w:r>
+    </w:p>
+    <w:p/>
+    <w:p>
+      <w:r>
+        <w:t xml:space="preserve">    a[pos - 1] = value;</w:t>
       </w:r>
     </w:p>
     <w:p>
@@ -662,88 +331,17 @@
     <w:p/>
     <w:p>
       <w:r>
-        <w:t xml:space="preserve">    </w:t>
-      </w:r>
-      <w:proofErr w:type="spellStart"/>
-      <w:proofErr w:type="gramStart"/>
-      <w:r>
-        <w:t>printf</w:t>
-      </w:r>
-      <w:proofErr w:type="spellEnd"/>
-      <w:r>
-        <w:t>(</w:t>
-      </w:r>
-      <w:proofErr w:type="gramEnd"/>
-      <w:r>
-        <w:t>"\</w:t>
-      </w:r>
-      <w:proofErr w:type="spellStart"/>
-      <w:r>
-        <w:t>nArray</w:t>
-      </w:r>
-      <w:proofErr w:type="spellEnd"/>
-      <w:r>
-        <w:t xml:space="preserve"> after Insertion:\n");</w:t>
-      </w:r>
-    </w:p>
-    <w:p>
-      <w:r>
-        <w:t xml:space="preserve">    </w:t>
-      </w:r>
-      <w:proofErr w:type="gramStart"/>
-      <w:r>
-        <w:t>for(</w:t>
-      </w:r>
-      <w:proofErr w:type="spellStart"/>
-      <w:proofErr w:type="gramEnd"/>
-      <w:r>
-        <w:t>i</w:t>
-      </w:r>
-      <w:proofErr w:type="spellEnd"/>
-      <w:r>
-        <w:t xml:space="preserve"> = 0; </w:t>
-      </w:r>
-      <w:proofErr w:type="spellStart"/>
-      <w:r>
-        <w:t>i</w:t>
-      </w:r>
-      <w:proofErr w:type="spellEnd"/>
-      <w:r>
-        <w:t xml:space="preserve"> &lt; n; </w:t>
-      </w:r>
-      <w:proofErr w:type="spellStart"/>
-      <w:r>
-        <w:t>i</w:t>
-      </w:r>
-      <w:proofErr w:type="spellEnd"/>
-      <w:r>
-        <w:t>++)</w:t>
-      </w:r>
-    </w:p>
-    <w:p>
-      <w:r>
-        <w:t xml:space="preserve">        </w:t>
-      </w:r>
-      <w:proofErr w:type="spellStart"/>
-      <w:proofErr w:type="gramStart"/>
-      <w:r>
-        <w:t>printf</w:t>
-      </w:r>
-      <w:proofErr w:type="spellEnd"/>
-      <w:r>
-        <w:t>(</w:t>
-      </w:r>
-      <w:proofErr w:type="gramEnd"/>
-      <w:r>
-        <w:t>"%d ", a[</w:t>
-      </w:r>
-      <w:proofErr w:type="spellStart"/>
-      <w:r>
-        <w:t>i</w:t>
-      </w:r>
-      <w:proofErr w:type="spellEnd"/>
-      <w:r>
-        <w:t>]);</w:t>
+        <w:t xml:space="preserve">    printf("\nArray after Insertion:\n");</w:t>
+      </w:r>
+    </w:p>
+    <w:p>
+      <w:r>
+        <w:t xml:space="preserve">    for(i = 0; i &lt; n; i++)</w:t>
+      </w:r>
+    </w:p>
+    <w:p>
+      <w:r>
+        <w:t xml:space="preserve">        printf("%d ", a[i]);</w:t>
       </w:r>
     </w:p>
     <w:p/>
@@ -754,123 +352,23 @@
     </w:p>
     <w:p>
       <w:r>
-        <w:t xml:space="preserve">    </w:t>
-      </w:r>
-      <w:proofErr w:type="spellStart"/>
-      <w:proofErr w:type="gramStart"/>
-      <w:r>
-        <w:t>printf</w:t>
-      </w:r>
-      <w:proofErr w:type="spellEnd"/>
-      <w:r>
-        <w:t>(</w:t>
-      </w:r>
-      <w:proofErr w:type="gramEnd"/>
-      <w:r>
-        <w:t>"\n\</w:t>
-      </w:r>
-      <w:proofErr w:type="spellStart"/>
-      <w:r>
-        <w:t>nEnter</w:t>
-      </w:r>
-      <w:proofErr w:type="spellEnd"/>
-      <w:r>
-        <w:t xml:space="preserve"> position to delete: ");</w:t>
-      </w:r>
-    </w:p>
-    <w:p>
-      <w:r>
-        <w:t xml:space="preserve">    </w:t>
-      </w:r>
-      <w:proofErr w:type="spellStart"/>
-      <w:proofErr w:type="gramStart"/>
-      <w:r>
-        <w:t>scanf</w:t>
-      </w:r>
-      <w:proofErr w:type="spellEnd"/>
-      <w:r>
-        <w:t>(</w:t>
-      </w:r>
-      <w:proofErr w:type="gramEnd"/>
-      <w:r>
-        <w:t>"%d", &amp;</w:t>
-      </w:r>
-      <w:proofErr w:type="spellStart"/>
-      <w:r>
-        <w:t>pos</w:t>
-      </w:r>
-      <w:proofErr w:type="spellEnd"/>
-      <w:r>
-        <w:t>);</w:t>
-      </w:r>
-    </w:p>
-    <w:p/>
-    <w:p>
-      <w:r>
-        <w:t xml:space="preserve">    </w:t>
-      </w:r>
-      <w:proofErr w:type="gramStart"/>
-      <w:r>
-        <w:t>for(</w:t>
-      </w:r>
-      <w:proofErr w:type="spellStart"/>
-      <w:proofErr w:type="gramEnd"/>
-      <w:r>
-        <w:t>i</w:t>
-      </w:r>
-      <w:proofErr w:type="spellEnd"/>
-      <w:r>
-        <w:t xml:space="preserve"> = </w:t>
-      </w:r>
-      <w:proofErr w:type="spellStart"/>
-      <w:r>
-        <w:t>pos</w:t>
-      </w:r>
-      <w:proofErr w:type="spellEnd"/>
-      <w:r>
-        <w:t xml:space="preserve"> - 1; </w:t>
-      </w:r>
-      <w:proofErr w:type="spellStart"/>
-      <w:r>
-        <w:t>i</w:t>
-      </w:r>
-      <w:proofErr w:type="spellEnd"/>
-      <w:r>
-        <w:t xml:space="preserve"> &lt; n - 1; </w:t>
-      </w:r>
-      <w:proofErr w:type="spellStart"/>
-      <w:r>
-        <w:t>i</w:t>
-      </w:r>
-      <w:proofErr w:type="spellEnd"/>
-      <w:r>
-        <w:t>++)</w:t>
-      </w:r>
-    </w:p>
-    <w:p>
-      <w:r>
-        <w:t xml:space="preserve">        a[</w:t>
-      </w:r>
-      <w:proofErr w:type="spellStart"/>
-      <w:r>
-        <w:t>i</w:t>
-      </w:r>
-      <w:proofErr w:type="spellEnd"/>
-      <w:r>
-        <w:t xml:space="preserve">] = </w:t>
-      </w:r>
-      <w:proofErr w:type="gramStart"/>
-      <w:r>
-        <w:t>a[</w:t>
-      </w:r>
-      <w:proofErr w:type="spellStart"/>
-      <w:proofErr w:type="gramEnd"/>
-      <w:r>
-        <w:t>i</w:t>
-      </w:r>
-      <w:proofErr w:type="spellEnd"/>
-      <w:r>
-        <w:t xml:space="preserve"> + 1];</w:t>
+        <w:t xml:space="preserve">    printf("\n\nEnter position to delete: ");</w:t>
+      </w:r>
+    </w:p>
+    <w:p>
+      <w:r>
+        <w:t xml:space="preserve">    scanf("%d", &amp;pos);</w:t>
+      </w:r>
+    </w:p>
+    <w:p/>
+    <w:p>
+      <w:r>
+        <w:t xml:space="preserve">    for(i = pos - 1; i &lt; n - 1; i++)</w:t>
+      </w:r>
+    </w:p>
+    <w:p>
+      <w:r>
+        <w:t xml:space="preserve">        a[i] = a[i + 1];</w:t>
       </w:r>
     </w:p>
     <w:p/>
@@ -887,88 +385,17 @@
     </w:p>
     <w:p>
       <w:r>
-        <w:t xml:space="preserve">    </w:t>
-      </w:r>
-      <w:proofErr w:type="spellStart"/>
-      <w:proofErr w:type="gramStart"/>
-      <w:r>
-        <w:t>printf</w:t>
-      </w:r>
-      <w:proofErr w:type="spellEnd"/>
-      <w:r>
-        <w:t>(</w:t>
-      </w:r>
-      <w:proofErr w:type="gramEnd"/>
-      <w:r>
-        <w:t>"\</w:t>
-      </w:r>
-      <w:proofErr w:type="spellStart"/>
-      <w:r>
-        <w:t>nArray</w:t>
-      </w:r>
-      <w:proofErr w:type="spellEnd"/>
-      <w:r>
-        <w:t xml:space="preserve"> after Deletion:\n");</w:t>
-      </w:r>
-    </w:p>
-    <w:p>
-      <w:r>
-        <w:t xml:space="preserve">    </w:t>
-      </w:r>
-      <w:proofErr w:type="gramStart"/>
-      <w:r>
-        <w:t>for(</w:t>
-      </w:r>
-      <w:proofErr w:type="spellStart"/>
-      <w:proofErr w:type="gramEnd"/>
-      <w:r>
-        <w:t>i</w:t>
-      </w:r>
-      <w:proofErr w:type="spellEnd"/>
-      <w:r>
-        <w:t xml:space="preserve"> = 0; </w:t>
-      </w:r>
-      <w:proofErr w:type="spellStart"/>
-      <w:r>
-        <w:t>i</w:t>
-      </w:r>
-      <w:proofErr w:type="spellEnd"/>
-      <w:r>
-        <w:t xml:space="preserve"> &lt; n; </w:t>
-      </w:r>
-      <w:proofErr w:type="spellStart"/>
-      <w:r>
-        <w:t>i</w:t>
-      </w:r>
-      <w:proofErr w:type="spellEnd"/>
-      <w:r>
-        <w:t>++)</w:t>
-      </w:r>
-    </w:p>
-    <w:p>
-      <w:r>
-        <w:t xml:space="preserve">        </w:t>
-      </w:r>
-      <w:proofErr w:type="spellStart"/>
-      <w:proofErr w:type="gramStart"/>
-      <w:r>
-        <w:t>printf</w:t>
-      </w:r>
-      <w:proofErr w:type="spellEnd"/>
-      <w:r>
-        <w:t>(</w:t>
-      </w:r>
-      <w:proofErr w:type="gramEnd"/>
-      <w:r>
-        <w:t>"%d ", a[</w:t>
-      </w:r>
-      <w:proofErr w:type="spellStart"/>
-      <w:r>
-        <w:t>i</w:t>
-      </w:r>
-      <w:proofErr w:type="spellEnd"/>
-      <w:r>
-        <w:t>]);</w:t>
+        <w:t xml:space="preserve">    printf("\nArray after Deletion:\n");</w:t>
+      </w:r>
+    </w:p>
+    <w:p>
+      <w:r>
+        <w:t xml:space="preserve">    for(i = 0; i &lt; n; i++)</w:t>
+      </w:r>
+    </w:p>
+    <w:p>
+      <w:r>
+        <w:t xml:space="preserve">        printf("%d ", a[i]);</w:t>
       </w:r>
     </w:p>
     <w:p/>
@@ -993,9 +420,9 @@
           <w:noProof/>
         </w:rPr>
         <w:drawing>
-          <wp:inline distT="0" distB="0" distL="0" distR="0" wp14:anchorId="7D1B32DA" wp14:editId="401CB5DC">
-            <wp:extent cx="5731510" cy="2442210"/>
-            <wp:effectExtent l="0" t="0" r="2540" b="0"/>
+          <wp:inline distT="0" distB="0" distL="0" distR="0" wp14:anchorId="7D1B32DA" wp14:editId="6136A8E5">
+            <wp:extent cx="5731510" cy="2829560"/>
+            <wp:effectExtent l="0" t="0" r="2540" b="8890"/>
             <wp:docPr id="505710910" name="Picture 1"/>
             <wp:cNvGraphicFramePr>
               <a:graphicFrameLocks xmlns:a="http://schemas.openxmlformats.org/drawingml/2006/main" noChangeAspect="1"/>
@@ -1016,7 +443,7 @@
                   <pic:spPr>
                     <a:xfrm>
                       <a:off x="0" y="0"/>
-                      <a:ext cx="5731510" cy="2442210"/>
+                      <a:ext cx="5731510" cy="2829560"/>
                     </a:xfrm>
                     <a:prstGeom prst="rect">
                       <a:avLst/>
@@ -1052,6 +479,7 @@
     </w:p>
     <w:p>
       <w:r>
+        <w:lastRenderedPageBreak/>
         <w:t>10 20 30 40 50</w:t>
       </w:r>
     </w:p>
@@ -1170,13 +598,7 @@
         <w:t xml:space="preserve"> method.</w:t>
       </w:r>
     </w:p>
-    <w:p>
-      <w:r>
-        <w:pict w14:anchorId="2A59EB8C">
-          <v:rect id="_x0000_i1026" style="width:0;height:1.5pt" o:hralign="center" o:hrstd="t" o:hr="t" fillcolor="#a0a0a0" stroked="f"/>
-        </w:pict>
-      </w:r>
-    </w:p>
+    <w:p/>
     <w:p>
       <w:pPr>
         <w:rPr>
@@ -1277,6 +699,7 @@
         </w:numPr>
       </w:pPr>
       <w:r>
+        <w:lastRenderedPageBreak/>
         <w:t xml:space="preserve">Stop the program. </w:t>
       </w:r>
     </w:p>
@@ -1292,866 +715,134 @@
           <w:b/>
           <w:bCs/>
         </w:rPr>
+        <w:t>CODING:</w:t>
+      </w:r>
+    </w:p>
+    <w:p>
+      <w:r>
+        <w:t>#include &lt;stdio.h&gt;</w:t>
+      </w:r>
+    </w:p>
+    <w:p/>
+    <w:p>
+      <w:r>
+        <w:t>int main()</w:t>
+      </w:r>
+    </w:p>
+    <w:p>
+      <w:r>
+        <w:t>{</w:t>
+      </w:r>
+    </w:p>
+    <w:p>
+      <w:r>
+        <w:t xml:space="preserve">    int a[20], n, i, key, found = 0;</w:t>
+      </w:r>
+    </w:p>
+    <w:p/>
+    <w:p>
+      <w:r>
+        <w:t xml:space="preserve">    printf("Enter size: ");</w:t>
+      </w:r>
+    </w:p>
+    <w:p>
+      <w:r>
+        <w:t xml:space="preserve">    scanf("%d", &amp;n);</w:t>
+      </w:r>
+    </w:p>
+    <w:p/>
+    <w:p>
+      <w:r>
+        <w:t xml:space="preserve">    printf("Enter array elements:\n");</w:t>
+      </w:r>
+    </w:p>
+    <w:p>
+      <w:r>
+        <w:t xml:space="preserve">    for(i = 0; i &lt; n; i++)</w:t>
+      </w:r>
+    </w:p>
+    <w:p>
+      <w:r>
+        <w:t xml:space="preserve">        scanf("%d", &amp;a[i]);</w:t>
+      </w:r>
+    </w:p>
+    <w:p/>
+    <w:p>
+      <w:r>
+        <w:t xml:space="preserve">    printf("Enter element to search: ");</w:t>
+      </w:r>
+    </w:p>
+    <w:p>
+      <w:r>
+        <w:t xml:space="preserve">    scanf("%d", &amp;key);</w:t>
+      </w:r>
+    </w:p>
+    <w:p/>
+    <w:p>
+      <w:r>
+        <w:t xml:space="preserve">    for(i = 0; i &lt; n; i++)</w:t>
+      </w:r>
+    </w:p>
+    <w:p>
+      <w:r>
+        <w:t xml:space="preserve">    {</w:t>
+      </w:r>
+    </w:p>
+    <w:p>
+      <w:r>
+        <w:t xml:space="preserve">        if(a[i] == key)</w:t>
+      </w:r>
+    </w:p>
+    <w:p>
+      <w:r>
+        <w:t xml:space="preserve">        {</w:t>
+      </w:r>
+    </w:p>
+    <w:p>
+      <w:r>
+        <w:t xml:space="preserve">            printf("Element found at position %d", i + 1);</w:t>
+      </w:r>
+    </w:p>
+    <w:p>
+      <w:r>
+        <w:t xml:space="preserve">            found = 1;</w:t>
+      </w:r>
+    </w:p>
+    <w:p>
+      <w:r>
+        <w:t xml:space="preserve">            break;</w:t>
+      </w:r>
+    </w:p>
+    <w:p>
+      <w:r>
+        <w:t xml:space="preserve">        }</w:t>
+      </w:r>
+    </w:p>
+    <w:p>
+      <w:r>
+        <w:t xml:space="preserve">    }</w:t>
+      </w:r>
+    </w:p>
+    <w:p/>
+    <w:p>
+      <w:r>
         <w:lastRenderedPageBreak/>
-        <w:t>CODING:</w:t>
-      </w:r>
-    </w:p>
-    <w:p>
-      <w:pPr>
-        <w:rPr>
-          <w:b/>
-          <w:bCs/>
-        </w:rPr>
-      </w:pPr>
-      <w:r>
-        <w:rPr>
-          <w:b/>
-          <w:bCs/>
-        </w:rPr>
-        <w:t>#include &lt;</w:t>
-      </w:r>
-      <w:proofErr w:type="spellStart"/>
-      <w:r>
-        <w:rPr>
-          <w:b/>
-          <w:bCs/>
-        </w:rPr>
-        <w:t>stdio.h</w:t>
-      </w:r>
-      <w:proofErr w:type="spellEnd"/>
-      <w:r>
-        <w:rPr>
-          <w:b/>
-          <w:bCs/>
-        </w:rPr>
-        <w:t>&gt;</w:t>
-      </w:r>
-    </w:p>
-    <w:p>
-      <w:pPr>
-        <w:rPr>
-          <w:b/>
-          <w:bCs/>
-        </w:rPr>
-      </w:pPr>
-    </w:p>
-    <w:p>
-      <w:pPr>
-        <w:rPr>
-          <w:b/>
-          <w:bCs/>
-        </w:rPr>
-      </w:pPr>
-      <w:r>
-        <w:rPr>
-          <w:b/>
-          <w:bCs/>
-        </w:rPr>
-        <w:t xml:space="preserve">int </w:t>
-      </w:r>
-      <w:proofErr w:type="gramStart"/>
-      <w:r>
-        <w:rPr>
-          <w:b/>
-          <w:bCs/>
-        </w:rPr>
-        <w:t>main(</w:t>
-      </w:r>
-      <w:proofErr w:type="gramEnd"/>
-      <w:r>
-        <w:rPr>
-          <w:b/>
-          <w:bCs/>
-        </w:rPr>
-        <w:t>)</w:t>
-      </w:r>
-    </w:p>
-    <w:p>
-      <w:pPr>
-        <w:rPr>
-          <w:b/>
-          <w:bCs/>
-        </w:rPr>
-      </w:pPr>
-      <w:r>
-        <w:rPr>
-          <w:b/>
-          <w:bCs/>
-        </w:rPr>
-        <w:t>{</w:t>
-      </w:r>
-    </w:p>
-    <w:p>
-      <w:pPr>
-        <w:rPr>
-          <w:b/>
-          <w:bCs/>
-        </w:rPr>
-      </w:pPr>
-      <w:r>
-        <w:rPr>
-          <w:b/>
-          <w:bCs/>
-        </w:rPr>
-        <w:t xml:space="preserve">    int </w:t>
-      </w:r>
-      <w:proofErr w:type="gramStart"/>
-      <w:r>
-        <w:rPr>
-          <w:b/>
-          <w:bCs/>
-        </w:rPr>
-        <w:t>a[</w:t>
-      </w:r>
-      <w:proofErr w:type="gramEnd"/>
-      <w:r>
-        <w:rPr>
-          <w:b/>
-          <w:bCs/>
-        </w:rPr>
-        <w:t xml:space="preserve">20], n, </w:t>
-      </w:r>
-      <w:proofErr w:type="spellStart"/>
-      <w:r>
-        <w:rPr>
-          <w:b/>
-          <w:bCs/>
-        </w:rPr>
-        <w:t>i</w:t>
-      </w:r>
-      <w:proofErr w:type="spellEnd"/>
-      <w:r>
-        <w:rPr>
-          <w:b/>
-          <w:bCs/>
-        </w:rPr>
-        <w:t>, key, found = 0;</w:t>
-      </w:r>
-    </w:p>
-    <w:p>
-      <w:pPr>
-        <w:rPr>
-          <w:b/>
-          <w:bCs/>
-        </w:rPr>
-      </w:pPr>
-    </w:p>
-    <w:p>
-      <w:pPr>
-        <w:rPr>
-          <w:b/>
-          <w:bCs/>
-        </w:rPr>
-      </w:pPr>
-      <w:r>
-        <w:rPr>
-          <w:b/>
-          <w:bCs/>
-        </w:rPr>
-        <w:t xml:space="preserve">    </w:t>
-      </w:r>
-      <w:proofErr w:type="spellStart"/>
-      <w:proofErr w:type="gramStart"/>
-      <w:r>
-        <w:rPr>
-          <w:b/>
-          <w:bCs/>
-        </w:rPr>
-        <w:t>printf</w:t>
-      </w:r>
-      <w:proofErr w:type="spellEnd"/>
-      <w:r>
-        <w:rPr>
-          <w:b/>
-          <w:bCs/>
-        </w:rPr>
-        <w:t>(</w:t>
-      </w:r>
-      <w:proofErr w:type="gramEnd"/>
-      <w:r>
-        <w:rPr>
-          <w:b/>
-          <w:bCs/>
-        </w:rPr>
-        <w:t>"Enter size: ");</w:t>
-      </w:r>
-    </w:p>
-    <w:p>
-      <w:pPr>
-        <w:rPr>
-          <w:b/>
-          <w:bCs/>
-        </w:rPr>
-      </w:pPr>
-      <w:r>
-        <w:rPr>
-          <w:b/>
-          <w:bCs/>
-        </w:rPr>
-        <w:t xml:space="preserve">    </w:t>
-      </w:r>
-      <w:proofErr w:type="spellStart"/>
-      <w:proofErr w:type="gramStart"/>
-      <w:r>
-        <w:rPr>
-          <w:b/>
-          <w:bCs/>
-        </w:rPr>
-        <w:t>scanf</w:t>
-      </w:r>
-      <w:proofErr w:type="spellEnd"/>
-      <w:r>
-        <w:rPr>
-          <w:b/>
-          <w:bCs/>
-        </w:rPr>
-        <w:t>(</w:t>
-      </w:r>
-      <w:proofErr w:type="gramEnd"/>
-      <w:r>
-        <w:rPr>
-          <w:b/>
-          <w:bCs/>
-        </w:rPr>
-        <w:t>"%d", &amp;n);</w:t>
-      </w:r>
-    </w:p>
-    <w:p>
-      <w:pPr>
-        <w:rPr>
-          <w:b/>
-          <w:bCs/>
-        </w:rPr>
-      </w:pPr>
-    </w:p>
-    <w:p>
-      <w:pPr>
-        <w:rPr>
-          <w:b/>
-          <w:bCs/>
-        </w:rPr>
-      </w:pPr>
-      <w:r>
-        <w:rPr>
-          <w:b/>
-          <w:bCs/>
-        </w:rPr>
-        <w:t xml:space="preserve">    </w:t>
-      </w:r>
-      <w:proofErr w:type="spellStart"/>
-      <w:proofErr w:type="gramStart"/>
-      <w:r>
-        <w:rPr>
-          <w:b/>
-          <w:bCs/>
-        </w:rPr>
-        <w:t>printf</w:t>
-      </w:r>
-      <w:proofErr w:type="spellEnd"/>
-      <w:r>
-        <w:rPr>
-          <w:b/>
-          <w:bCs/>
-        </w:rPr>
-        <w:t>(</w:t>
-      </w:r>
-      <w:proofErr w:type="gramEnd"/>
-      <w:r>
-        <w:rPr>
-          <w:b/>
-          <w:bCs/>
-        </w:rPr>
-        <w:t>"Enter array elements:\n");</w:t>
-      </w:r>
-    </w:p>
-    <w:p>
-      <w:pPr>
-        <w:rPr>
-          <w:b/>
-          <w:bCs/>
-        </w:rPr>
-      </w:pPr>
-      <w:r>
-        <w:rPr>
-          <w:b/>
-          <w:bCs/>
-        </w:rPr>
-        <w:t xml:space="preserve">    </w:t>
-      </w:r>
-      <w:proofErr w:type="gramStart"/>
-      <w:r>
-        <w:rPr>
-          <w:b/>
-          <w:bCs/>
-        </w:rPr>
-        <w:t>for(</w:t>
-      </w:r>
-      <w:proofErr w:type="spellStart"/>
-      <w:proofErr w:type="gramEnd"/>
-      <w:r>
-        <w:rPr>
-          <w:b/>
-          <w:bCs/>
-        </w:rPr>
-        <w:t>i</w:t>
-      </w:r>
-      <w:proofErr w:type="spellEnd"/>
-      <w:r>
-        <w:rPr>
-          <w:b/>
-          <w:bCs/>
-        </w:rPr>
-        <w:t xml:space="preserve"> = 0; </w:t>
-      </w:r>
-      <w:proofErr w:type="spellStart"/>
-      <w:r>
-        <w:rPr>
-          <w:b/>
-          <w:bCs/>
-        </w:rPr>
-        <w:t>i</w:t>
-      </w:r>
-      <w:proofErr w:type="spellEnd"/>
-      <w:r>
-        <w:rPr>
-          <w:b/>
-          <w:bCs/>
-        </w:rPr>
-        <w:t xml:space="preserve"> &lt; n; </w:t>
-      </w:r>
-      <w:proofErr w:type="spellStart"/>
-      <w:r>
-        <w:rPr>
-          <w:b/>
-          <w:bCs/>
-        </w:rPr>
-        <w:t>i</w:t>
-      </w:r>
-      <w:proofErr w:type="spellEnd"/>
-      <w:r>
-        <w:rPr>
-          <w:b/>
-          <w:bCs/>
-        </w:rPr>
-        <w:t>++)</w:t>
-      </w:r>
-    </w:p>
-    <w:p>
-      <w:pPr>
-        <w:rPr>
-          <w:b/>
-          <w:bCs/>
-        </w:rPr>
-      </w:pPr>
-      <w:r>
-        <w:rPr>
-          <w:b/>
-          <w:bCs/>
-        </w:rPr>
-        <w:t xml:space="preserve">        </w:t>
-      </w:r>
-      <w:proofErr w:type="spellStart"/>
-      <w:proofErr w:type="gramStart"/>
-      <w:r>
-        <w:rPr>
-          <w:b/>
-          <w:bCs/>
-        </w:rPr>
-        <w:t>scanf</w:t>
-      </w:r>
-      <w:proofErr w:type="spellEnd"/>
-      <w:r>
-        <w:rPr>
-          <w:b/>
-          <w:bCs/>
-        </w:rPr>
-        <w:t>(</w:t>
-      </w:r>
-      <w:proofErr w:type="gramEnd"/>
-      <w:r>
-        <w:rPr>
-          <w:b/>
-          <w:bCs/>
-        </w:rPr>
-        <w:t>"%d", &amp;a[</w:t>
-      </w:r>
-      <w:proofErr w:type="spellStart"/>
-      <w:r>
-        <w:rPr>
-          <w:b/>
-          <w:bCs/>
-        </w:rPr>
-        <w:t>i</w:t>
-      </w:r>
-      <w:proofErr w:type="spellEnd"/>
-      <w:r>
-        <w:rPr>
-          <w:b/>
-          <w:bCs/>
-        </w:rPr>
-        <w:t>]);</w:t>
-      </w:r>
-    </w:p>
-    <w:p>
-      <w:pPr>
-        <w:rPr>
-          <w:b/>
-          <w:bCs/>
-        </w:rPr>
-      </w:pPr>
-    </w:p>
-    <w:p>
-      <w:pPr>
-        <w:rPr>
-          <w:b/>
-          <w:bCs/>
-        </w:rPr>
-      </w:pPr>
-      <w:r>
-        <w:rPr>
-          <w:b/>
-          <w:bCs/>
-        </w:rPr>
-        <w:t xml:space="preserve">    </w:t>
-      </w:r>
-      <w:proofErr w:type="spellStart"/>
-      <w:proofErr w:type="gramStart"/>
-      <w:r>
-        <w:rPr>
-          <w:b/>
-          <w:bCs/>
-        </w:rPr>
-        <w:t>printf</w:t>
-      </w:r>
-      <w:proofErr w:type="spellEnd"/>
-      <w:r>
-        <w:rPr>
-          <w:b/>
-          <w:bCs/>
-        </w:rPr>
-        <w:t>(</w:t>
-      </w:r>
-      <w:proofErr w:type="gramEnd"/>
-      <w:r>
-        <w:rPr>
-          <w:b/>
-          <w:bCs/>
-        </w:rPr>
-        <w:t>"Enter element to search: ");</w:t>
-      </w:r>
-    </w:p>
-    <w:p>
-      <w:pPr>
-        <w:rPr>
-          <w:b/>
-          <w:bCs/>
-        </w:rPr>
-      </w:pPr>
-      <w:r>
-        <w:rPr>
-          <w:b/>
-          <w:bCs/>
-        </w:rPr>
-        <w:t xml:space="preserve">    </w:t>
-      </w:r>
-      <w:proofErr w:type="spellStart"/>
-      <w:proofErr w:type="gramStart"/>
-      <w:r>
-        <w:rPr>
-          <w:b/>
-          <w:bCs/>
-        </w:rPr>
-        <w:t>scanf</w:t>
-      </w:r>
-      <w:proofErr w:type="spellEnd"/>
-      <w:r>
-        <w:rPr>
-          <w:b/>
-          <w:bCs/>
-        </w:rPr>
-        <w:t>(</w:t>
-      </w:r>
-      <w:proofErr w:type="gramEnd"/>
-      <w:r>
-        <w:rPr>
-          <w:b/>
-          <w:bCs/>
-        </w:rPr>
-        <w:t>"%d", &amp;key);</w:t>
-      </w:r>
-    </w:p>
-    <w:p>
-      <w:pPr>
-        <w:rPr>
-          <w:b/>
-          <w:bCs/>
-        </w:rPr>
-      </w:pPr>
-    </w:p>
-    <w:p>
-      <w:pPr>
-        <w:rPr>
-          <w:b/>
-          <w:bCs/>
-        </w:rPr>
-      </w:pPr>
-      <w:r>
-        <w:rPr>
-          <w:b/>
-          <w:bCs/>
-        </w:rPr>
-        <w:t xml:space="preserve">    </w:t>
-      </w:r>
-      <w:proofErr w:type="gramStart"/>
-      <w:r>
-        <w:rPr>
-          <w:b/>
-          <w:bCs/>
-        </w:rPr>
-        <w:t>for(</w:t>
-      </w:r>
-      <w:proofErr w:type="spellStart"/>
-      <w:proofErr w:type="gramEnd"/>
-      <w:r>
-        <w:rPr>
-          <w:b/>
-          <w:bCs/>
-        </w:rPr>
-        <w:t>i</w:t>
-      </w:r>
-      <w:proofErr w:type="spellEnd"/>
-      <w:r>
-        <w:rPr>
-          <w:b/>
-          <w:bCs/>
-        </w:rPr>
-        <w:t xml:space="preserve"> = 0; </w:t>
-      </w:r>
-      <w:proofErr w:type="spellStart"/>
-      <w:r>
-        <w:rPr>
-          <w:b/>
-          <w:bCs/>
-        </w:rPr>
-        <w:t>i</w:t>
-      </w:r>
-      <w:proofErr w:type="spellEnd"/>
-      <w:r>
-        <w:rPr>
-          <w:b/>
-          <w:bCs/>
-        </w:rPr>
-        <w:t xml:space="preserve"> &lt; n; </w:t>
-      </w:r>
-      <w:proofErr w:type="spellStart"/>
-      <w:r>
-        <w:rPr>
-          <w:b/>
-          <w:bCs/>
-        </w:rPr>
-        <w:t>i</w:t>
-      </w:r>
-      <w:proofErr w:type="spellEnd"/>
-      <w:r>
-        <w:rPr>
-          <w:b/>
-          <w:bCs/>
-        </w:rPr>
-        <w:t>++)</w:t>
-      </w:r>
-    </w:p>
-    <w:p>
-      <w:pPr>
-        <w:rPr>
-          <w:b/>
-          <w:bCs/>
-        </w:rPr>
-      </w:pPr>
-      <w:r>
-        <w:rPr>
-          <w:b/>
-          <w:bCs/>
-        </w:rPr>
-        <w:t xml:space="preserve">    {</w:t>
-      </w:r>
-    </w:p>
-    <w:p>
-      <w:pPr>
-        <w:rPr>
-          <w:b/>
-          <w:bCs/>
-        </w:rPr>
-      </w:pPr>
-      <w:r>
-        <w:rPr>
-          <w:b/>
-          <w:bCs/>
-        </w:rPr>
-        <w:t xml:space="preserve">        if(a[</w:t>
-      </w:r>
-      <w:proofErr w:type="spellStart"/>
-      <w:r>
-        <w:rPr>
-          <w:b/>
-          <w:bCs/>
-        </w:rPr>
-        <w:t>i</w:t>
-      </w:r>
-      <w:proofErr w:type="spellEnd"/>
-      <w:r>
-        <w:rPr>
-          <w:b/>
-          <w:bCs/>
-        </w:rPr>
-        <w:t>] == key)</w:t>
-      </w:r>
-    </w:p>
-    <w:p>
-      <w:pPr>
-        <w:rPr>
-          <w:b/>
-          <w:bCs/>
-        </w:rPr>
-      </w:pPr>
-      <w:r>
-        <w:rPr>
-          <w:b/>
-          <w:bCs/>
-        </w:rPr>
-        <w:t xml:space="preserve">        {</w:t>
-      </w:r>
-    </w:p>
-    <w:p>
-      <w:pPr>
-        <w:rPr>
-          <w:b/>
-          <w:bCs/>
-        </w:rPr>
-      </w:pPr>
-      <w:r>
-        <w:rPr>
-          <w:b/>
-          <w:bCs/>
-        </w:rPr>
-        <w:t xml:space="preserve">            </w:t>
-      </w:r>
-      <w:proofErr w:type="spellStart"/>
-      <w:proofErr w:type="gramStart"/>
-      <w:r>
-        <w:rPr>
-          <w:b/>
-          <w:bCs/>
-        </w:rPr>
-        <w:t>printf</w:t>
-      </w:r>
-      <w:proofErr w:type="spellEnd"/>
-      <w:r>
-        <w:rPr>
-          <w:b/>
-          <w:bCs/>
-        </w:rPr>
-        <w:t>(</w:t>
-      </w:r>
-      <w:proofErr w:type="gramEnd"/>
-      <w:r>
-        <w:rPr>
-          <w:b/>
-          <w:bCs/>
-        </w:rPr>
-        <w:t xml:space="preserve">"Element found at position %d", </w:t>
-      </w:r>
-      <w:proofErr w:type="spellStart"/>
-      <w:r>
-        <w:rPr>
-          <w:b/>
-          <w:bCs/>
-        </w:rPr>
-        <w:t>i</w:t>
-      </w:r>
-      <w:proofErr w:type="spellEnd"/>
-      <w:r>
-        <w:rPr>
-          <w:b/>
-          <w:bCs/>
-        </w:rPr>
-        <w:t xml:space="preserve"> + 1);</w:t>
-      </w:r>
-    </w:p>
-    <w:p>
-      <w:pPr>
-        <w:rPr>
-          <w:b/>
-          <w:bCs/>
-        </w:rPr>
-      </w:pPr>
-      <w:r>
-        <w:rPr>
-          <w:b/>
-          <w:bCs/>
-        </w:rPr>
-        <w:t xml:space="preserve">            found = 1;</w:t>
-      </w:r>
-    </w:p>
-    <w:p>
-      <w:pPr>
-        <w:rPr>
-          <w:b/>
-          <w:bCs/>
-        </w:rPr>
-      </w:pPr>
-      <w:r>
-        <w:rPr>
-          <w:b/>
-          <w:bCs/>
-        </w:rPr>
-        <w:t xml:space="preserve">            break;</w:t>
-      </w:r>
-    </w:p>
-    <w:p>
-      <w:pPr>
-        <w:rPr>
-          <w:b/>
-          <w:bCs/>
-        </w:rPr>
-      </w:pPr>
-      <w:r>
-        <w:rPr>
-          <w:b/>
-          <w:bCs/>
-        </w:rPr>
-        <w:t xml:space="preserve">        }</w:t>
-      </w:r>
-    </w:p>
-    <w:p>
-      <w:pPr>
-        <w:rPr>
-          <w:b/>
-          <w:bCs/>
-        </w:rPr>
-      </w:pPr>
-      <w:r>
-        <w:rPr>
-          <w:b/>
-          <w:bCs/>
-        </w:rPr>
-        <w:t xml:space="preserve">    }</w:t>
-      </w:r>
-    </w:p>
-    <w:p>
-      <w:pPr>
-        <w:rPr>
-          <w:b/>
-          <w:bCs/>
-        </w:rPr>
-      </w:pPr>
-    </w:p>
-    <w:p>
-      <w:pPr>
-        <w:rPr>
-          <w:b/>
-          <w:bCs/>
-        </w:rPr>
-      </w:pPr>
-      <w:r>
-        <w:rPr>
-          <w:b/>
-          <w:bCs/>
-        </w:rPr>
-        <w:t xml:space="preserve">    </w:t>
-      </w:r>
-      <w:proofErr w:type="gramStart"/>
-      <w:r>
-        <w:rPr>
-          <w:b/>
-          <w:bCs/>
-        </w:rPr>
-        <w:t>if(</w:t>
-      </w:r>
-      <w:proofErr w:type="gramEnd"/>
-      <w:r>
-        <w:rPr>
-          <w:b/>
-          <w:bCs/>
-        </w:rPr>
-        <w:t>found == 0)</w:t>
-      </w:r>
-    </w:p>
-    <w:p>
-      <w:pPr>
-        <w:rPr>
-          <w:b/>
-          <w:bCs/>
-        </w:rPr>
-      </w:pPr>
-      <w:r>
-        <w:rPr>
-          <w:b/>
-          <w:bCs/>
-        </w:rPr>
-        <w:lastRenderedPageBreak/>
-        <w:t xml:space="preserve">        </w:t>
-      </w:r>
-      <w:proofErr w:type="spellStart"/>
-      <w:proofErr w:type="gramStart"/>
-      <w:r>
-        <w:rPr>
-          <w:b/>
-          <w:bCs/>
-        </w:rPr>
-        <w:t>printf</w:t>
-      </w:r>
-      <w:proofErr w:type="spellEnd"/>
-      <w:r>
-        <w:rPr>
-          <w:b/>
-          <w:bCs/>
-        </w:rPr>
-        <w:t>(</w:t>
-      </w:r>
-      <w:proofErr w:type="gramEnd"/>
-      <w:r>
-        <w:rPr>
-          <w:b/>
-          <w:bCs/>
-        </w:rPr>
-        <w:t>"Element not found");</w:t>
-      </w:r>
-    </w:p>
-    <w:p>
-      <w:pPr>
-        <w:rPr>
-          <w:b/>
-          <w:bCs/>
-        </w:rPr>
-      </w:pPr>
-    </w:p>
-    <w:p>
-      <w:pPr>
-        <w:rPr>
-          <w:b/>
-          <w:bCs/>
-        </w:rPr>
-      </w:pPr>
-      <w:r>
-        <w:rPr>
-          <w:b/>
-          <w:bCs/>
-        </w:rPr>
+        <w:t xml:space="preserve">    if(found == 0)</w:t>
+      </w:r>
+    </w:p>
+    <w:p>
+      <w:r>
+        <w:t xml:space="preserve">        printf("Element not found");</w:t>
+      </w:r>
+    </w:p>
+    <w:p/>
+    <w:p>
+      <w:r>
         <w:t xml:space="preserve">    return 0;</w:t>
       </w:r>
     </w:p>
     <w:p>
-      <w:pPr>
-        <w:rPr>
-          <w:b/>
-          <w:bCs/>
-        </w:rPr>
-      </w:pPr>
-      <w:r>
-        <w:rPr>
-          <w:b/>
-          <w:bCs/>
-        </w:rPr>
+      <w:r>
         <w:t>}</w:t>
       </w:r>
     </w:p>
@@ -2278,6 +969,7 @@
     </w:p>
     <w:p>
       <w:r>
+        <w:lastRenderedPageBreak/>
         <w:t xml:space="preserve">Thus, the C program to search an element using the </w:t>
       </w:r>
       <w:r>
@@ -2303,7 +995,6 @@
           <w:b/>
           <w:bCs/>
         </w:rPr>
-        <w:lastRenderedPageBreak/>
         <w:t>Experiment 9: Binary Search</w:t>
       </w:r>
     </w:p>
@@ -2339,13 +1030,6 @@
     </w:p>
     <w:p>
       <w:r>
-        <w:rPr>
-          <w:b/>
-          <w:bCs/>
-        </w:rPr>
-        <w:t>Note:</w:t>
-      </w:r>
-      <w:r>
         <w:t xml:space="preserve"> Binary Search works only on a </w:t>
       </w:r>
       <w:r>
@@ -2359,13 +1043,7 @@
         <w:t>.</w:t>
       </w:r>
     </w:p>
-    <w:p>
-      <w:r>
-        <w:pict w14:anchorId="11AD2F19">
-          <v:rect id="_x0000_i1027" style="width:0;height:1.5pt" o:hralign="center" o:hrstd="t" o:hr="t" fillcolor="#a0a0a0" stroked="f"/>
-        </w:pict>
-      </w:r>
-    </w:p>
+    <w:p/>
     <w:p>
       <w:pPr>
         <w:rPr>
@@ -2521,34 +1199,18 @@
           <w:b/>
           <w:bCs/>
         </w:rPr>
-        <w:t>C Program (Simple and Professional)</w:t>
-      </w:r>
-    </w:p>
-    <w:p>
-      <w:r>
-        <w:t>#include &lt;</w:t>
-      </w:r>
-      <w:proofErr w:type="spellStart"/>
-      <w:r>
-        <w:t>stdio.h</w:t>
-      </w:r>
-      <w:proofErr w:type="spellEnd"/>
-      <w:r>
-        <w:t>&gt;</w:t>
-      </w:r>
-    </w:p>
-    <w:p/>
-    <w:p>
-      <w:r>
-        <w:t xml:space="preserve">int </w:t>
-      </w:r>
-      <w:proofErr w:type="gramStart"/>
-      <w:r>
-        <w:t>main(</w:t>
-      </w:r>
-      <w:proofErr w:type="gramEnd"/>
-      <w:r>
-        <w:t>)</w:t>
+        <w:t>C Program</w:t>
+      </w:r>
+    </w:p>
+    <w:p>
+      <w:r>
+        <w:t>#include &lt;stdio.h&gt;</w:t>
+      </w:r>
+    </w:p>
+    <w:p/>
+    <w:p>
+      <w:r>
+        <w:t>int main()</w:t>
       </w:r>
     </w:p>
     <w:p>
@@ -2558,23 +1220,7 @@
     </w:p>
     <w:p>
       <w:r>
-        <w:t xml:space="preserve">    int </w:t>
-      </w:r>
-      <w:proofErr w:type="gramStart"/>
-      <w:r>
-        <w:t>a[</w:t>
-      </w:r>
-      <w:proofErr w:type="gramEnd"/>
-      <w:r>
-        <w:t xml:space="preserve">20], n, </w:t>
-      </w:r>
-      <w:proofErr w:type="spellStart"/>
-      <w:r>
-        <w:t>i</w:t>
-      </w:r>
-      <w:proofErr w:type="spellEnd"/>
-      <w:r>
-        <w:t>, key;</w:t>
+        <w:t xml:space="preserve">    int a[20], n, i, key;</w:t>
       </w:r>
     </w:p>
     <w:p>
@@ -2585,91 +1231,24 @@
     <w:p/>
     <w:p>
       <w:r>
-        <w:t xml:space="preserve">    </w:t>
-      </w:r>
-      <w:proofErr w:type="spellStart"/>
-      <w:proofErr w:type="gramStart"/>
-      <w:r>
-        <w:t>printf</w:t>
-      </w:r>
-      <w:proofErr w:type="spellEnd"/>
-      <w:r>
-        <w:t>(</w:t>
-      </w:r>
-      <w:proofErr w:type="gramEnd"/>
-      <w:r>
-        <w:t>"Enter size: ");</w:t>
-      </w:r>
-    </w:p>
-    <w:p>
-      <w:r>
-        <w:t xml:space="preserve">    </w:t>
-      </w:r>
-      <w:proofErr w:type="spellStart"/>
-      <w:proofErr w:type="gramStart"/>
-      <w:r>
-        <w:t>scanf</w:t>
-      </w:r>
-      <w:proofErr w:type="spellEnd"/>
-      <w:r>
-        <w:t>(</w:t>
-      </w:r>
-      <w:proofErr w:type="gramEnd"/>
-      <w:r>
-        <w:t>"%d", &amp;n);</w:t>
-      </w:r>
-    </w:p>
-    <w:p/>
-    <w:p>
-      <w:r>
-        <w:t xml:space="preserve">    </w:t>
-      </w:r>
-      <w:proofErr w:type="spellStart"/>
-      <w:proofErr w:type="gramStart"/>
-      <w:r>
-        <w:t>printf</w:t>
-      </w:r>
-      <w:proofErr w:type="spellEnd"/>
-      <w:r>
-        <w:t>(</w:t>
-      </w:r>
-      <w:proofErr w:type="gramEnd"/>
-      <w:r>
-        <w:t>"Enter sorted array elements:\n");</w:t>
-      </w:r>
-    </w:p>
-    <w:p>
-      <w:r>
-        <w:t xml:space="preserve">    </w:t>
-      </w:r>
-      <w:proofErr w:type="gramStart"/>
-      <w:r>
-        <w:t>for(</w:t>
-      </w:r>
-      <w:proofErr w:type="spellStart"/>
-      <w:proofErr w:type="gramEnd"/>
-      <w:r>
-        <w:t>i</w:t>
-      </w:r>
-      <w:proofErr w:type="spellEnd"/>
-      <w:r>
-        <w:t xml:space="preserve"> = 0; </w:t>
-      </w:r>
-      <w:proofErr w:type="spellStart"/>
-      <w:r>
-        <w:t>i</w:t>
-      </w:r>
-      <w:proofErr w:type="spellEnd"/>
-      <w:r>
-        <w:t xml:space="preserve"> &lt; n; </w:t>
-      </w:r>
-      <w:proofErr w:type="spellStart"/>
-      <w:r>
-        <w:t>i</w:t>
-      </w:r>
-      <w:proofErr w:type="spellEnd"/>
-      <w:r>
-        <w:t>++)</w:t>
+        <w:lastRenderedPageBreak/>
+        <w:t xml:space="preserve">    printf("Enter size: ");</w:t>
+      </w:r>
+    </w:p>
+    <w:p>
+      <w:r>
+        <w:t xml:space="preserve">    scanf("%d", &amp;n);</w:t>
+      </w:r>
+    </w:p>
+    <w:p/>
+    <w:p>
+      <w:r>
+        <w:t xml:space="preserve">    printf("Enter sorted array elements:\n");</w:t>
+      </w:r>
+    </w:p>
+    <w:p>
+      <w:r>
+        <w:t xml:space="preserve">    for(i = 0; i &lt; n; i++)</w:t>
       </w:r>
     </w:p>
     <w:p>
@@ -2679,28 +1258,7 @@
     </w:p>
     <w:p>
       <w:r>
-        <w:t xml:space="preserve">        </w:t>
-      </w:r>
-      <w:proofErr w:type="spellStart"/>
-      <w:proofErr w:type="gramStart"/>
-      <w:r>
-        <w:t>scanf</w:t>
-      </w:r>
-      <w:proofErr w:type="spellEnd"/>
-      <w:r>
-        <w:t>(</w:t>
-      </w:r>
-      <w:proofErr w:type="gramEnd"/>
-      <w:r>
-        <w:t>"%d", &amp;a[</w:t>
-      </w:r>
-      <w:proofErr w:type="spellStart"/>
-      <w:r>
-        <w:t>i</w:t>
-      </w:r>
-      <w:proofErr w:type="spellEnd"/>
-      <w:r>
-        <w:t>]);</w:t>
+        <w:t xml:space="preserve">        scanf("%d", &amp;a[i]);</w:t>
       </w:r>
     </w:p>
     <w:p>
@@ -2711,38 +1269,12 @@
     <w:p/>
     <w:p>
       <w:r>
-        <w:t xml:space="preserve">    </w:t>
-      </w:r>
-      <w:proofErr w:type="spellStart"/>
-      <w:proofErr w:type="gramStart"/>
-      <w:r>
-        <w:t>printf</w:t>
-      </w:r>
-      <w:proofErr w:type="spellEnd"/>
-      <w:r>
-        <w:t>(</w:t>
-      </w:r>
-      <w:proofErr w:type="gramEnd"/>
-      <w:r>
-        <w:t>"Enter element to search: ");</w:t>
-      </w:r>
-    </w:p>
-    <w:p>
-      <w:r>
-        <w:t xml:space="preserve">    </w:t>
-      </w:r>
-      <w:proofErr w:type="spellStart"/>
-      <w:proofErr w:type="gramStart"/>
-      <w:r>
-        <w:t>scanf</w:t>
-      </w:r>
-      <w:proofErr w:type="spellEnd"/>
-      <w:r>
-        <w:t>(</w:t>
-      </w:r>
-      <w:proofErr w:type="gramEnd"/>
-      <w:r>
-        <w:t>"%d", &amp;key);</w:t>
+        <w:t xml:space="preserve">    printf("Enter element to search: ");</w:t>
+      </w:r>
+    </w:p>
+    <w:p>
+      <w:r>
+        <w:t xml:space="preserve">    scanf("%d", &amp;key);</w:t>
       </w:r>
     </w:p>
     <w:p/>
@@ -2759,15 +1291,7 @@
     <w:p/>
     <w:p>
       <w:r>
-        <w:t xml:space="preserve">    </w:t>
-      </w:r>
-      <w:proofErr w:type="gramStart"/>
-      <w:r>
-        <w:t>while(</w:t>
-      </w:r>
-      <w:proofErr w:type="gramEnd"/>
-      <w:r>
-        <w:t>low &lt;= high)</w:t>
+        <w:t xml:space="preserve">    while(low &lt;= high)</w:t>
       </w:r>
     </w:p>
     <w:p>
@@ -2793,20 +1317,7 @@
     </w:p>
     <w:p>
       <w:r>
-        <w:t xml:space="preserve">            </w:t>
-      </w:r>
-      <w:proofErr w:type="spellStart"/>
-      <w:proofErr w:type="gramStart"/>
-      <w:r>
-        <w:t>printf</w:t>
-      </w:r>
-      <w:proofErr w:type="spellEnd"/>
-      <w:r>
-        <w:t>(</w:t>
-      </w:r>
-      <w:proofErr w:type="gramEnd"/>
-      <w:r>
-        <w:t>"Element found at position %d\n", mid + 1);</w:t>
+        <w:t xml:space="preserve">            printf("Element found at position %d\n", mid + 1);</w:t>
       </w:r>
     </w:p>
     <w:p>
@@ -2826,15 +1337,7 @@
     </w:p>
     <w:p>
       <w:r>
-        <w:t xml:space="preserve">        else </w:t>
-      </w:r>
-      <w:proofErr w:type="gramStart"/>
-      <w:r>
-        <w:t>if(</w:t>
-      </w:r>
-      <w:proofErr w:type="gramEnd"/>
-      <w:r>
-        <w:t>key &lt; a[mid])</w:t>
+        <w:t xml:space="preserve">        else if(key &lt; a[mid])</w:t>
       </w:r>
     </w:p>
     <w:p>
@@ -2849,6 +1352,7 @@
     </w:p>
     <w:p>
       <w:r>
+        <w:lastRenderedPageBreak/>
         <w:t xml:space="preserve">        }</w:t>
       </w:r>
     </w:p>
@@ -2859,130 +1363,396 @@
     </w:p>
     <w:p>
       <w:r>
+        <w:t xml:space="preserve">        {</w:t>
+      </w:r>
+    </w:p>
+    <w:p>
+      <w:r>
+        <w:t xml:space="preserve">            low = mid + 1;</w:t>
+      </w:r>
+    </w:p>
+    <w:p>
+      <w:r>
+        <w:t xml:space="preserve">        }</w:t>
+      </w:r>
+    </w:p>
+    <w:p>
+      <w:r>
+        <w:t xml:space="preserve">    }</w:t>
+      </w:r>
+    </w:p>
+    <w:p/>
+    <w:p>
+      <w:r>
+        <w:t xml:space="preserve">    if(found == 0)</w:t>
+      </w:r>
+    </w:p>
+    <w:p>
+      <w:r>
+        <w:t xml:space="preserve">    {</w:t>
+      </w:r>
+    </w:p>
+    <w:p>
+      <w:r>
+        <w:t xml:space="preserve">        printf("Element not found\n");</w:t>
+      </w:r>
+    </w:p>
+    <w:p>
+      <w:r>
+        <w:t xml:space="preserve">    }</w:t>
+      </w:r>
+    </w:p>
+    <w:p/>
+    <w:p>
+      <w:r>
+        <w:t xml:space="preserve">    return 0;</w:t>
+      </w:r>
+    </w:p>
+    <w:p>
+      <w:r>
+        <w:t>}</w:t>
+      </w:r>
+    </w:p>
+    <w:p>
+      <w:r>
+        <w:tab/>
+      </w:r>
+      <w:r>
+        <w:tab/>
+      </w:r>
+      <w:r>
+        <w:tab/>
+      </w:r>
+      <w:r>
+        <w:tab/>
+      </w:r>
+      <w:r>
+        <w:tab/>
+      </w:r>
+      <w:r>
+        <w:tab/>
+      </w:r>
+      <w:r>
+        <w:tab/>
+      </w:r>
+      <w:r>
+        <w:tab/>
+      </w:r>
+      <w:r>
+        <w:tab/>
+      </w:r>
+      <w:r>
+        <w:tab/>
+      </w:r>
+      <w:r>
+        <w:tab/>
+      </w:r>
+      <w:r>
+        <w:tab/>
+      </w:r>
+      <w:r>
+        <w:tab/>
+      </w:r>
+      <w:r>
+        <w:tab/>
+      </w:r>
+      <w:r>
+        <w:tab/>
+      </w:r>
+      <w:r>
+        <w:tab/>
+      </w:r>
+      <w:r>
+        <w:tab/>
+      </w:r>
+      <w:r>
+        <w:tab/>
+      </w:r>
+      <w:r>
+        <w:tab/>
+      </w:r>
+      <w:r>
+        <w:tab/>
+      </w:r>
+      <w:r>
+        <w:tab/>
+      </w:r>
+      <w:r>
+        <w:tab/>
+      </w:r>
+      <w:r>
+        <w:tab/>
+      </w:r>
+      <w:r>
+        <w:tab/>
+      </w:r>
+      <w:r>
+        <w:tab/>
+      </w:r>
+      <w:r>
+        <w:tab/>
+      </w:r>
+      <w:r>
+        <w:tab/>
+      </w:r>
+      <w:r>
+        <w:tab/>
+      </w:r>
+      <w:r>
+        <w:tab/>
+      </w:r>
+      <w:r>
+        <w:tab/>
+      </w:r>
+      <w:r>
+        <w:tab/>
+      </w:r>
+      <w:r>
+        <w:tab/>
+      </w:r>
+      <w:r>
+        <w:tab/>
+      </w:r>
+      <w:r>
+        <w:tab/>
+      </w:r>
+      <w:r>
+        <w:tab/>
+      </w:r>
+      <w:r>
+        <w:tab/>
+      </w:r>
+      <w:r>
+        <w:tab/>
+      </w:r>
+      <w:r>
+        <w:tab/>
+      </w:r>
+      <w:r>
+        <w:tab/>
+      </w:r>
+      <w:r>
+        <w:tab/>
+      </w:r>
+      <w:r>
+        <w:tab/>
+      </w:r>
+      <w:r>
+        <w:tab/>
+      </w:r>
+      <w:r>
+        <w:tab/>
+      </w:r>
+      <w:r>
+        <w:tab/>
+      </w:r>
+      <w:r>
+        <w:tab/>
+      </w:r>
+      <w:r>
+        <w:tab/>
+      </w:r>
+      <w:r>
+        <w:tab/>
+      </w:r>
+      <w:r>
+        <w:tab/>
+      </w:r>
+      <w:r>
+        <w:tab/>
+      </w:r>
+      <w:r>
+        <w:tab/>
+      </w:r>
+      <w:r>
+        <w:tab/>
+      </w:r>
+      <w:r>
+        <w:tab/>
+      </w:r>
+      <w:r>
+        <w:tab/>
+      </w:r>
+      <w:r>
+        <w:tab/>
+      </w:r>
+      <w:r>
+        <w:tab/>
+      </w:r>
+      <w:r>
+        <w:tab/>
+      </w:r>
+      <w:r>
+        <w:tab/>
+      </w:r>
+      <w:r>
+        <w:tab/>
+      </w:r>
+      <w:r>
+        <w:tab/>
+      </w:r>
+      <w:r>
+        <w:tab/>
+      </w:r>
+      <w:r>
+        <w:tab/>
+      </w:r>
+      <w:r>
+        <w:tab/>
+      </w:r>
+      <w:r>
+        <w:tab/>
+      </w:r>
+      <w:r>
+        <w:tab/>
+      </w:r>
+      <w:r>
+        <w:tab/>
+      </w:r>
+      <w:r>
+        <w:tab/>
+      </w:r>
+      <w:r>
+        <w:tab/>
+      </w:r>
+      <w:r>
+        <w:tab/>
+      </w:r>
+      <w:r>
+        <w:tab/>
+      </w:r>
+      <w:r>
+        <w:tab/>
+      </w:r>
+      <w:r>
+        <w:tab/>
+      </w:r>
+      <w:r>
+        <w:tab/>
+      </w:r>
+      <w:r>
+        <w:tab/>
+      </w:r>
+      <w:r>
+        <w:tab/>
+      </w:r>
+      <w:r>
+        <w:tab/>
+      </w:r>
+      <w:r>
+        <w:tab/>
+      </w:r>
+      <w:r>
+        <w:tab/>
+      </w:r>
+      <w:r>
+        <w:tab/>
+      </w:r>
+      <w:r>
+        <w:tab/>
+      </w:r>
+      <w:r>
+        <w:tab/>
+      </w:r>
+      <w:r>
+        <w:tab/>
+      </w:r>
+      <w:r>
+        <w:tab/>
+      </w:r>
+      <w:r>
+        <w:tab/>
+      </w:r>
+      <w:r>
+        <w:tab/>
+      </w:r>
+      <w:r>
+        <w:tab/>
+      </w:r>
+      <w:r>
+        <w:tab/>
+      </w:r>
+      <w:r>
+        <w:tab/>
+      </w:r>
+      <w:r>
+        <w:tab/>
+      </w:r>
+      <w:r>
+        <w:tab/>
+      </w:r>
+      <w:r>
+        <w:tab/>
+      </w:r>
+      <w:r>
+        <w:tab/>
+      </w:r>
+      <w:r>
+        <w:tab/>
+      </w:r>
+      <w:r>
+        <w:tab/>
+        <w:t>````1``</w:t>
+      </w:r>
+      <w:r>
+        <w:tab/>
+        <w:t>`</w:t>
+      </w:r>
+      <w:r>
+        <w:tab/>
+        <w:t>Q</w:t>
+      </w:r>
+      <w:r>
+        <w:tab/>
+        <w:t>Q22</w:t>
+      </w:r>
+    </w:p>
+    <w:p>
+      <w:pPr>
+        <w:rPr>
+          <w:b/>
+          <w:bCs/>
+        </w:rPr>
+      </w:pPr>
+      <w:r>
+        <w:rPr>
+          <w:b/>
+          <w:bCs/>
+        </w:rPr>
+        <w:t>Sample Output (Found)</w:t>
+      </w:r>
+    </w:p>
+    <w:p>
+      <w:r>
+        <w:t>Enter size: 5</w:t>
+      </w:r>
+    </w:p>
+    <w:p>
+      <w:r>
+        <w:t>Enter sorted array elements:</w:t>
+      </w:r>
+    </w:p>
+    <w:p>
+      <w:r>
+        <w:t>10 20 30 40 50</w:t>
+      </w:r>
+    </w:p>
+    <w:p>
+      <w:r>
+        <w:t>Enter element to search: 40</w:t>
+      </w:r>
+    </w:p>
+    <w:p>
+      <w:r>
+        <w:t>Element found at position 4</w:t>
+      </w:r>
+    </w:p>
+    <w:p>
+      <w:r>
+        <w:rPr>
+          <w:noProof/>
+        </w:rPr>
         <w:lastRenderedPageBreak/>
-        <w:t xml:space="preserve">        {</w:t>
-      </w:r>
-    </w:p>
-    <w:p>
-      <w:r>
-        <w:t xml:space="preserve">            low = mid + 1;</w:t>
-      </w:r>
-    </w:p>
-    <w:p>
-      <w:r>
-        <w:t xml:space="preserve">        }</w:t>
-      </w:r>
-    </w:p>
-    <w:p>
-      <w:r>
-        <w:t xml:space="preserve">    }</w:t>
-      </w:r>
-    </w:p>
-    <w:p/>
-    <w:p>
-      <w:r>
-        <w:t xml:space="preserve">    </w:t>
-      </w:r>
-      <w:proofErr w:type="gramStart"/>
-      <w:r>
-        <w:t>if(</w:t>
-      </w:r>
-      <w:proofErr w:type="gramEnd"/>
-      <w:r>
-        <w:t>found == 0)</w:t>
-      </w:r>
-    </w:p>
-    <w:p>
-      <w:r>
-        <w:t xml:space="preserve">    {</w:t>
-      </w:r>
-    </w:p>
-    <w:p>
-      <w:r>
-        <w:t xml:space="preserve">        </w:t>
-      </w:r>
-      <w:proofErr w:type="spellStart"/>
-      <w:proofErr w:type="gramStart"/>
-      <w:r>
-        <w:t>printf</w:t>
-      </w:r>
-      <w:proofErr w:type="spellEnd"/>
-      <w:r>
-        <w:t>(</w:t>
-      </w:r>
-      <w:proofErr w:type="gramEnd"/>
-      <w:r>
-        <w:t>"Element not found\n");</w:t>
-      </w:r>
-    </w:p>
-    <w:p>
-      <w:r>
-        <w:t xml:space="preserve">    }</w:t>
-      </w:r>
-    </w:p>
-    <w:p/>
-    <w:p>
-      <w:r>
-        <w:t xml:space="preserve">    return 0;</w:t>
-      </w:r>
-    </w:p>
-    <w:p>
-      <w:r>
-        <w:t>}</w:t>
-      </w:r>
-    </w:p>
-    <w:p>
-      <w:r>
-        <w:pict w14:anchorId="2FD123D2">
-          <v:rect id="_x0000_i1029" style="width:0;height:1.5pt" o:hralign="center" o:hrstd="t" o:hr="t" fillcolor="#a0a0a0" stroked="f"/>
-        </w:pict>
-      </w:r>
-    </w:p>
-    <w:p>
-      <w:pPr>
-        <w:rPr>
-          <w:b/>
-          <w:bCs/>
-        </w:rPr>
-      </w:pPr>
-      <w:r>
-        <w:rPr>
-          <w:b/>
-          <w:bCs/>
-        </w:rPr>
-        <w:t>Sample Output (Found)</w:t>
-      </w:r>
-    </w:p>
-    <w:p>
-      <w:r>
-        <w:t>Enter size: 5</w:t>
-      </w:r>
-    </w:p>
-    <w:p>
-      <w:r>
-        <w:t>Enter sorted array elements:</w:t>
-      </w:r>
-    </w:p>
-    <w:p>
-      <w:r>
-        <w:t>10 20 30 40 50</w:t>
-      </w:r>
-    </w:p>
-    <w:p>
-      <w:r>
-        <w:t>Enter element to search: 40</w:t>
-      </w:r>
-    </w:p>
-    <w:p>
-      <w:r>
-        <w:t>Element found at position 4</w:t>
-      </w:r>
-    </w:p>
-    <w:p>
-      <w:r>
-        <w:rPr>
-          <w:noProof/>
-        </w:rPr>
         <w:drawing>
           <wp:inline distT="0" distB="0" distL="0" distR="0" wp14:anchorId="65FFDAAF" wp14:editId="33D73FA8">
             <wp:extent cx="4608057" cy="2305050"/>
@@ -3039,7 +1809,6 @@
           <w:b/>
           <w:bCs/>
         </w:rPr>
-        <w:lastRenderedPageBreak/>
         <w:t>Sample Output (Not Found)</w:t>
       </w:r>
     </w:p>
@@ -3198,6 +1967,7 @@
         </w:numPr>
       </w:pPr>
       <w:r>
+        <w:lastRenderedPageBreak/>
         <w:t xml:space="preserve">If the middle element matches, display the position. </w:t>
       </w:r>
     </w:p>
@@ -3277,505 +2047,218 @@
           <w:b/>
           <w:bCs/>
         </w:rPr>
+        <w:t>1. Binary Search Using Recursion</w:t>
+      </w:r>
+    </w:p>
+    <w:p>
+      <w:pPr>
+        <w:rPr>
+          <w:b/>
+          <w:bCs/>
+        </w:rPr>
+      </w:pPr>
+      <w:r>
+        <w:rPr>
+          <w:b/>
+          <w:bCs/>
+        </w:rPr>
+        <w:t>C Program</w:t>
+      </w:r>
+    </w:p>
+    <w:p>
+      <w:r>
+        <w:t>#include &lt;stdio.h&gt;</w:t>
+      </w:r>
+    </w:p>
+    <w:p/>
+    <w:p>
+      <w:r>
+        <w:t>int binarySearch(int a[], int low, int high, int key)</w:t>
+      </w:r>
+    </w:p>
+    <w:p>
+      <w:r>
+        <w:t>{</w:t>
+      </w:r>
+    </w:p>
+    <w:p>
+      <w:r>
+        <w:t xml:space="preserve">    int mid;</w:t>
+      </w:r>
+    </w:p>
+    <w:p/>
+    <w:p>
+      <w:r>
+        <w:t xml:space="preserve">    if(low &gt; high)</w:t>
+      </w:r>
+    </w:p>
+    <w:p>
+      <w:r>
+        <w:t xml:space="preserve">        return -1;</w:t>
+      </w:r>
+    </w:p>
+    <w:p/>
+    <w:p>
+      <w:r>
+        <w:t xml:space="preserve">    mid = (low + high) / 2;</w:t>
+      </w:r>
+    </w:p>
+    <w:p/>
+    <w:p>
+      <w:r>
+        <w:t xml:space="preserve">    if(a[mid] == key)</w:t>
+      </w:r>
+    </w:p>
+    <w:p>
+      <w:r>
+        <w:t xml:space="preserve">        return mid;</w:t>
+      </w:r>
+    </w:p>
+    <w:p>
+      <w:r>
+        <w:t xml:space="preserve">    else if(key &lt; a[mid])</w:t>
+      </w:r>
+    </w:p>
+    <w:p>
+      <w:r>
+        <w:t xml:space="preserve">        return binarySearch(a, low, mid - 1, key);</w:t>
+      </w:r>
+    </w:p>
+    <w:p>
+      <w:r>
+        <w:t xml:space="preserve">    else</w:t>
+      </w:r>
+    </w:p>
+    <w:p>
+      <w:r>
+        <w:t xml:space="preserve">        return binarySearch(a, mid + 1, high, key);</w:t>
+      </w:r>
+    </w:p>
+    <w:p>
+      <w:r>
+        <w:t>}</w:t>
+      </w:r>
+    </w:p>
+    <w:p/>
+    <w:p>
+      <w:r>
+        <w:t>int main()</w:t>
+      </w:r>
+    </w:p>
+    <w:p>
+      <w:r>
+        <w:t>{</w:t>
+      </w:r>
+    </w:p>
+    <w:p>
+      <w:r>
+        <w:t xml:space="preserve">    int a[20], n, i, key, pos;</w:t>
+      </w:r>
+    </w:p>
+    <w:p/>
+    <w:p>
+      <w:r>
+        <w:t xml:space="preserve">    printf("Enter size: ");</w:t>
+      </w:r>
+    </w:p>
+    <w:p>
+      <w:r>
+        <w:t xml:space="preserve">    scanf("%d", &amp;n);</w:t>
+      </w:r>
+    </w:p>
+    <w:p/>
+    <w:p>
+      <w:r>
+        <w:t xml:space="preserve">    printf("Enter sorted array elements:\n");</w:t>
+      </w:r>
+    </w:p>
+    <w:p>
+      <w:r>
+        <w:t xml:space="preserve">    for(i = 0; i &lt; n; i++)</w:t>
+      </w:r>
+    </w:p>
+    <w:p>
+      <w:r>
+        <w:t xml:space="preserve">        scanf("%d", &amp;a[i]);</w:t>
+      </w:r>
+    </w:p>
+    <w:p/>
+    <w:p>
+      <w:r>
+        <w:t xml:space="preserve">    printf("Enter element to search: ");</w:t>
+      </w:r>
+    </w:p>
+    <w:p>
+      <w:r>
+        <w:t xml:space="preserve">    scanf("%d", &amp;key);</w:t>
+      </w:r>
+    </w:p>
+    <w:p/>
+    <w:p>
+      <w:r>
+        <w:t xml:space="preserve">    pos = binarySearch(a, 0, n - 1, key);</w:t>
+      </w:r>
+    </w:p>
+    <w:p/>
+    <w:p>
+      <w:r>
+        <w:t xml:space="preserve">    if(pos == -1)</w:t>
+      </w:r>
+    </w:p>
+    <w:p>
+      <w:r>
+        <w:t xml:space="preserve">        printf("Element not found");</w:t>
+      </w:r>
+    </w:p>
+    <w:p>
+      <w:r>
+        <w:t xml:space="preserve">    else</w:t>
+      </w:r>
+    </w:p>
+    <w:p>
+      <w:r>
+        <w:t xml:space="preserve">        printf("Element found at position %d", pos + 1);</w:t>
+      </w:r>
+    </w:p>
+    <w:p/>
+    <w:p>
+      <w:r>
+        <w:t xml:space="preserve">    return 0;</w:t>
+      </w:r>
+    </w:p>
+    <w:p>
+      <w:r>
+        <w:t>}</w:t>
+      </w:r>
+    </w:p>
+    <w:p>
+      <w:pPr>
+        <w:rPr>
+          <w:b/>
+          <w:bCs/>
+        </w:rPr>
+      </w:pPr>
+      <w:r>
+        <w:rPr>
+          <w:b/>
+          <w:bCs/>
+        </w:rPr>
+        <w:t>Sample Output</w:t>
+      </w:r>
+    </w:p>
+    <w:p>
+      <w:pPr>
+        <w:rPr>
+          <w:b/>
+          <w:bCs/>
+        </w:rPr>
+      </w:pPr>
+      <w:r>
+        <w:rPr>
+          <w:b/>
+          <w:bCs/>
+        </w:rPr>
         <w:lastRenderedPageBreak/>
-        <w:t>1. Binary Search Using Recursion</w:t>
-      </w:r>
-    </w:p>
-    <w:p>
-      <w:pPr>
-        <w:rPr>
-          <w:b/>
-          <w:bCs/>
-        </w:rPr>
-      </w:pPr>
-      <w:r>
-        <w:rPr>
-          <w:b/>
-          <w:bCs/>
-        </w:rPr>
-        <w:t>C Program</w:t>
-      </w:r>
-    </w:p>
-    <w:p>
-      <w:r>
-        <w:t>#include &lt;</w:t>
-      </w:r>
-      <w:proofErr w:type="spellStart"/>
-      <w:r>
-        <w:t>stdio.h</w:t>
-      </w:r>
-      <w:proofErr w:type="spellEnd"/>
-      <w:r>
-        <w:t>&gt;</w:t>
-      </w:r>
-    </w:p>
-    <w:p/>
-    <w:p>
-      <w:r>
-        <w:t xml:space="preserve">int </w:t>
-      </w:r>
-      <w:proofErr w:type="spellStart"/>
-      <w:proofErr w:type="gramStart"/>
-      <w:r>
-        <w:t>binarySearch</w:t>
-      </w:r>
-      <w:proofErr w:type="spellEnd"/>
-      <w:r>
-        <w:t>(</w:t>
-      </w:r>
-      <w:proofErr w:type="gramEnd"/>
-      <w:r>
-        <w:t xml:space="preserve">int </w:t>
-      </w:r>
-      <w:proofErr w:type="gramStart"/>
-      <w:r>
-        <w:t>a[</w:t>
-      </w:r>
-      <w:proofErr w:type="gramEnd"/>
-      <w:r>
-        <w:t>], int low, int high, int key)</w:t>
-      </w:r>
-    </w:p>
-    <w:p>
-      <w:r>
-        <w:t>{</w:t>
-      </w:r>
-    </w:p>
-    <w:p>
-      <w:r>
-        <w:t xml:space="preserve">    int mid;</w:t>
-      </w:r>
-    </w:p>
-    <w:p/>
-    <w:p>
-      <w:r>
-        <w:t xml:space="preserve">    </w:t>
-      </w:r>
-      <w:proofErr w:type="gramStart"/>
-      <w:r>
-        <w:t>if(</w:t>
-      </w:r>
-      <w:proofErr w:type="gramEnd"/>
-      <w:r>
-        <w:t>low &gt; high)</w:t>
-      </w:r>
-    </w:p>
-    <w:p>
-      <w:r>
-        <w:t xml:space="preserve">        return -1;</w:t>
-      </w:r>
-    </w:p>
-    <w:p/>
-    <w:p>
-      <w:r>
-        <w:t xml:space="preserve">    mid = (low + high) / 2;</w:t>
-      </w:r>
-    </w:p>
-    <w:p/>
-    <w:p>
-      <w:r>
-        <w:t xml:space="preserve">    if(a[mid] == key)</w:t>
-      </w:r>
-    </w:p>
-    <w:p>
-      <w:r>
-        <w:t xml:space="preserve">        return mid;</w:t>
-      </w:r>
-    </w:p>
-    <w:p>
-      <w:r>
-        <w:t xml:space="preserve">    else </w:t>
-      </w:r>
-      <w:proofErr w:type="gramStart"/>
-      <w:r>
-        <w:t>if(</w:t>
-      </w:r>
-      <w:proofErr w:type="gramEnd"/>
-      <w:r>
-        <w:t>key &lt; a[mid])</w:t>
-      </w:r>
-    </w:p>
-    <w:p>
-      <w:r>
-        <w:t xml:space="preserve">        return </w:t>
-      </w:r>
-      <w:proofErr w:type="spellStart"/>
-      <w:proofErr w:type="gramStart"/>
-      <w:r>
-        <w:t>binarySearch</w:t>
-      </w:r>
-      <w:proofErr w:type="spellEnd"/>
-      <w:r>
-        <w:t>(</w:t>
-      </w:r>
-      <w:proofErr w:type="gramEnd"/>
-      <w:r>
-        <w:t>a, low, mid - 1, key);</w:t>
-      </w:r>
-    </w:p>
-    <w:p>
-      <w:r>
-        <w:t xml:space="preserve">    else</w:t>
-      </w:r>
-    </w:p>
-    <w:p>
-      <w:r>
-        <w:t xml:space="preserve">        return </w:t>
-      </w:r>
-      <w:proofErr w:type="spellStart"/>
-      <w:proofErr w:type="gramStart"/>
-      <w:r>
-        <w:t>binarySearch</w:t>
-      </w:r>
-      <w:proofErr w:type="spellEnd"/>
-      <w:r>
-        <w:t>(</w:t>
-      </w:r>
-      <w:proofErr w:type="gramEnd"/>
-      <w:r>
-        <w:t>a, mid + 1, high, key);</w:t>
-      </w:r>
-    </w:p>
-    <w:p>
-      <w:r>
-        <w:t>}</w:t>
-      </w:r>
-    </w:p>
-    <w:p/>
-    <w:p>
-      <w:r>
-        <w:t xml:space="preserve">int </w:t>
-      </w:r>
-      <w:proofErr w:type="gramStart"/>
-      <w:r>
-        <w:t>main(</w:t>
-      </w:r>
-      <w:proofErr w:type="gramEnd"/>
-      <w:r>
-        <w:t>)</w:t>
-      </w:r>
-    </w:p>
-    <w:p>
-      <w:r>
-        <w:t>{</w:t>
-      </w:r>
-    </w:p>
-    <w:p>
-      <w:r>
-        <w:t xml:space="preserve">    int </w:t>
-      </w:r>
-      <w:proofErr w:type="gramStart"/>
-      <w:r>
-        <w:t>a[</w:t>
-      </w:r>
-      <w:proofErr w:type="gramEnd"/>
-      <w:r>
-        <w:t xml:space="preserve">20], n, </w:t>
-      </w:r>
-      <w:proofErr w:type="spellStart"/>
-      <w:r>
-        <w:t>i</w:t>
-      </w:r>
-      <w:proofErr w:type="spellEnd"/>
-      <w:r>
-        <w:t xml:space="preserve">, key, </w:t>
-      </w:r>
-      <w:proofErr w:type="spellStart"/>
-      <w:r>
-        <w:t>pos</w:t>
-      </w:r>
-      <w:proofErr w:type="spellEnd"/>
-      <w:r>
-        <w:t>;</w:t>
-      </w:r>
-    </w:p>
-    <w:p/>
-    <w:p>
-      <w:r>
-        <w:t xml:space="preserve">    </w:t>
-      </w:r>
-      <w:proofErr w:type="spellStart"/>
-      <w:proofErr w:type="gramStart"/>
-      <w:r>
-        <w:t>printf</w:t>
-      </w:r>
-      <w:proofErr w:type="spellEnd"/>
-      <w:r>
-        <w:t>(</w:t>
-      </w:r>
-      <w:proofErr w:type="gramEnd"/>
-      <w:r>
-        <w:t>"Enter size: ");</w:t>
-      </w:r>
-    </w:p>
-    <w:p>
-      <w:r>
-        <w:t xml:space="preserve">    </w:t>
-      </w:r>
-      <w:proofErr w:type="spellStart"/>
-      <w:proofErr w:type="gramStart"/>
-      <w:r>
-        <w:t>scanf</w:t>
-      </w:r>
-      <w:proofErr w:type="spellEnd"/>
-      <w:r>
-        <w:t>(</w:t>
-      </w:r>
-      <w:proofErr w:type="gramEnd"/>
-      <w:r>
-        <w:t>"%d", &amp;n);</w:t>
-      </w:r>
-    </w:p>
-    <w:p/>
-    <w:p>
-      <w:r>
-        <w:lastRenderedPageBreak/>
-        <w:t xml:space="preserve">    </w:t>
-      </w:r>
-      <w:proofErr w:type="spellStart"/>
-      <w:proofErr w:type="gramStart"/>
-      <w:r>
-        <w:t>printf</w:t>
-      </w:r>
-      <w:proofErr w:type="spellEnd"/>
-      <w:r>
-        <w:t>(</w:t>
-      </w:r>
-      <w:proofErr w:type="gramEnd"/>
-      <w:r>
-        <w:t>"Enter sorted array elements:\n");</w:t>
-      </w:r>
-    </w:p>
-    <w:p>
-      <w:r>
-        <w:t xml:space="preserve">    </w:t>
-      </w:r>
-      <w:proofErr w:type="gramStart"/>
-      <w:r>
-        <w:t>for(</w:t>
-      </w:r>
-      <w:proofErr w:type="spellStart"/>
-      <w:proofErr w:type="gramEnd"/>
-      <w:r>
-        <w:t>i</w:t>
-      </w:r>
-      <w:proofErr w:type="spellEnd"/>
-      <w:r>
-        <w:t xml:space="preserve"> = 0; </w:t>
-      </w:r>
-      <w:proofErr w:type="spellStart"/>
-      <w:r>
-        <w:t>i</w:t>
-      </w:r>
-      <w:proofErr w:type="spellEnd"/>
-      <w:r>
-        <w:t xml:space="preserve"> &lt; n; </w:t>
-      </w:r>
-      <w:proofErr w:type="spellStart"/>
-      <w:r>
-        <w:t>i</w:t>
-      </w:r>
-      <w:proofErr w:type="spellEnd"/>
-      <w:r>
-        <w:t>++)</w:t>
-      </w:r>
-    </w:p>
-    <w:p>
-      <w:r>
-        <w:t xml:space="preserve">        </w:t>
-      </w:r>
-      <w:proofErr w:type="spellStart"/>
-      <w:proofErr w:type="gramStart"/>
-      <w:r>
-        <w:t>scanf</w:t>
-      </w:r>
-      <w:proofErr w:type="spellEnd"/>
-      <w:r>
-        <w:t>(</w:t>
-      </w:r>
-      <w:proofErr w:type="gramEnd"/>
-      <w:r>
-        <w:t>"%d", &amp;a[</w:t>
-      </w:r>
-      <w:proofErr w:type="spellStart"/>
-      <w:r>
-        <w:t>i</w:t>
-      </w:r>
-      <w:proofErr w:type="spellEnd"/>
-      <w:r>
-        <w:t>]);</w:t>
-      </w:r>
-    </w:p>
-    <w:p/>
-    <w:p>
-      <w:r>
-        <w:t xml:space="preserve">    </w:t>
-      </w:r>
-      <w:proofErr w:type="spellStart"/>
-      <w:proofErr w:type="gramStart"/>
-      <w:r>
-        <w:t>printf</w:t>
-      </w:r>
-      <w:proofErr w:type="spellEnd"/>
-      <w:r>
-        <w:t>(</w:t>
-      </w:r>
-      <w:proofErr w:type="gramEnd"/>
-      <w:r>
-        <w:t>"Enter element to search: ");</w:t>
-      </w:r>
-    </w:p>
-    <w:p>
-      <w:r>
-        <w:t xml:space="preserve">    </w:t>
-      </w:r>
-      <w:proofErr w:type="spellStart"/>
-      <w:proofErr w:type="gramStart"/>
-      <w:r>
-        <w:t>scanf</w:t>
-      </w:r>
-      <w:proofErr w:type="spellEnd"/>
-      <w:r>
-        <w:t>(</w:t>
-      </w:r>
-      <w:proofErr w:type="gramEnd"/>
-      <w:r>
-        <w:t>"%d", &amp;key);</w:t>
-      </w:r>
-    </w:p>
-    <w:p/>
-    <w:p>
-      <w:r>
-        <w:t xml:space="preserve">    </w:t>
-      </w:r>
-      <w:proofErr w:type="spellStart"/>
-      <w:r>
-        <w:t>pos</w:t>
-      </w:r>
-      <w:proofErr w:type="spellEnd"/>
-      <w:r>
-        <w:t xml:space="preserve"> = </w:t>
-      </w:r>
-      <w:proofErr w:type="spellStart"/>
-      <w:proofErr w:type="gramStart"/>
-      <w:r>
-        <w:t>binarySearch</w:t>
-      </w:r>
-      <w:proofErr w:type="spellEnd"/>
-      <w:r>
-        <w:t>(</w:t>
-      </w:r>
-      <w:proofErr w:type="gramEnd"/>
-      <w:r>
-        <w:t>a, 0, n - 1, key);</w:t>
-      </w:r>
-    </w:p>
-    <w:p/>
-    <w:p>
-      <w:r>
-        <w:t xml:space="preserve">    </w:t>
-      </w:r>
-      <w:proofErr w:type="gramStart"/>
-      <w:r>
-        <w:t>if(</w:t>
-      </w:r>
-      <w:proofErr w:type="spellStart"/>
-      <w:proofErr w:type="gramEnd"/>
-      <w:r>
-        <w:t>pos</w:t>
-      </w:r>
-      <w:proofErr w:type="spellEnd"/>
-      <w:r>
-        <w:t xml:space="preserve"> == -1)</w:t>
-      </w:r>
-    </w:p>
-    <w:p>
-      <w:r>
-        <w:t xml:space="preserve">        </w:t>
-      </w:r>
-      <w:proofErr w:type="spellStart"/>
-      <w:proofErr w:type="gramStart"/>
-      <w:r>
-        <w:t>printf</w:t>
-      </w:r>
-      <w:proofErr w:type="spellEnd"/>
-      <w:r>
-        <w:t>(</w:t>
-      </w:r>
-      <w:proofErr w:type="gramEnd"/>
-      <w:r>
-        <w:t>"Element not found");</w:t>
-      </w:r>
-    </w:p>
-    <w:p>
-      <w:r>
-        <w:t xml:space="preserve">    else</w:t>
-      </w:r>
-    </w:p>
-    <w:p>
-      <w:r>
-        <w:t xml:space="preserve">        </w:t>
-      </w:r>
-      <w:proofErr w:type="spellStart"/>
-      <w:proofErr w:type="gramStart"/>
-      <w:r>
-        <w:t>printf</w:t>
-      </w:r>
-      <w:proofErr w:type="spellEnd"/>
-      <w:r>
-        <w:t>(</w:t>
-      </w:r>
-      <w:proofErr w:type="gramEnd"/>
-      <w:r>
-        <w:t xml:space="preserve">"Element found at position %d", </w:t>
-      </w:r>
-      <w:proofErr w:type="spellStart"/>
-      <w:r>
-        <w:t>pos</w:t>
-      </w:r>
-      <w:proofErr w:type="spellEnd"/>
-      <w:r>
-        <w:t xml:space="preserve"> + 1);</w:t>
-      </w:r>
-    </w:p>
-    <w:p/>
-    <w:p>
-      <w:r>
-        <w:t xml:space="preserve">    return 0;</w:t>
-      </w:r>
-    </w:p>
-    <w:p>
-      <w:r>
-        <w:t>}</w:t>
-      </w:r>
-    </w:p>
-    <w:p>
-      <w:pPr>
-        <w:rPr>
-          <w:b/>
-          <w:bCs/>
-        </w:rPr>
-      </w:pPr>
-      <w:r>
-        <w:rPr>
-          <w:b/>
-          <w:bCs/>
-        </w:rPr>
-        <w:t>Sample Output</w:t>
-      </w:r>
-    </w:p>
-    <w:p>
-      <w:pPr>
-        <w:rPr>
-          <w:b/>
-          <w:bCs/>
-        </w:rPr>
-      </w:pPr>
-      <w:r>
-        <w:rPr>
-          <w:b/>
-          <w:bCs/>
-        </w:rPr>
         <w:drawing>
           <wp:inline distT="0" distB="0" distL="0" distR="0" wp14:anchorId="70B640EE" wp14:editId="191983C3">
             <wp:extent cx="5731510" cy="2950845"/>
@@ -3820,7 +2303,6 @@
     </w:p>
     <w:p>
       <w:r>
-        <w:lastRenderedPageBreak/>
         <w:t>Enter sorted array elements:</w:t>
       </w:r>
     </w:p>
@@ -3878,29 +2360,13 @@
     </w:p>
     <w:p>
       <w:r>
-        <w:t>#include &lt;</w:t>
-      </w:r>
-      <w:proofErr w:type="spellStart"/>
-      <w:r>
-        <w:t>stdio.h</w:t>
-      </w:r>
-      <w:proofErr w:type="spellEnd"/>
-      <w:r>
-        <w:t>&gt;</w:t>
-      </w:r>
-    </w:p>
-    <w:p/>
-    <w:p>
-      <w:r>
-        <w:t xml:space="preserve">int </w:t>
-      </w:r>
-      <w:proofErr w:type="gramStart"/>
-      <w:r>
-        <w:t>main(</w:t>
-      </w:r>
-      <w:proofErr w:type="gramEnd"/>
-      <w:r>
-        <w:t>)</w:t>
+        <w:t>#include &lt;stdio.h&gt;</w:t>
+      </w:r>
+    </w:p>
+    <w:p/>
+    <w:p>
+      <w:r>
+        <w:t>int main()</w:t>
       </w:r>
     </w:p>
     <w:p>
@@ -3910,23 +2376,7 @@
     </w:p>
     <w:p>
       <w:r>
-        <w:t xml:space="preserve">    int </w:t>
-      </w:r>
-      <w:proofErr w:type="gramStart"/>
-      <w:r>
-        <w:t>a[</w:t>
-      </w:r>
-      <w:proofErr w:type="gramEnd"/>
-      <w:r>
-        <w:t xml:space="preserve">20], n, </w:t>
-      </w:r>
-      <w:proofErr w:type="spellStart"/>
-      <w:r>
-        <w:t>i</w:t>
-      </w:r>
-      <w:proofErr w:type="spellEnd"/>
-      <w:r>
-        <w:t>, key;</w:t>
+        <w:t xml:space="preserve">    int a[20], n, i, key;</w:t>
       </w:r>
     </w:p>
     <w:p>
@@ -3937,154 +2387,40 @@
     <w:p/>
     <w:p>
       <w:r>
-        <w:t xml:space="preserve">    </w:t>
-      </w:r>
-      <w:proofErr w:type="spellStart"/>
-      <w:proofErr w:type="gramStart"/>
-      <w:r>
-        <w:t>printf</w:t>
-      </w:r>
-      <w:proofErr w:type="spellEnd"/>
-      <w:r>
-        <w:t>(</w:t>
-      </w:r>
-      <w:proofErr w:type="gramEnd"/>
-      <w:r>
-        <w:t>"Enter size: ");</w:t>
-      </w:r>
-    </w:p>
-    <w:p>
-      <w:r>
-        <w:t xml:space="preserve">    </w:t>
-      </w:r>
-      <w:proofErr w:type="spellStart"/>
-      <w:proofErr w:type="gramStart"/>
-      <w:r>
-        <w:t>scanf</w:t>
-      </w:r>
-      <w:proofErr w:type="spellEnd"/>
-      <w:r>
-        <w:t>(</w:t>
-      </w:r>
-      <w:proofErr w:type="gramEnd"/>
-      <w:r>
-        <w:t>"%d", &amp;n);</w:t>
-      </w:r>
-    </w:p>
-    <w:p/>
-    <w:p>
-      <w:r>
-        <w:t xml:space="preserve">    </w:t>
-      </w:r>
-      <w:proofErr w:type="spellStart"/>
-      <w:proofErr w:type="gramStart"/>
-      <w:r>
-        <w:t>printf</w:t>
-      </w:r>
-      <w:proofErr w:type="spellEnd"/>
-      <w:r>
-        <w:t>(</w:t>
-      </w:r>
-      <w:proofErr w:type="gramEnd"/>
-      <w:r>
-        <w:t>"Enter sorted array elements:\n");</w:t>
-      </w:r>
-    </w:p>
-    <w:p>
-      <w:r>
-        <w:t xml:space="preserve">    </w:t>
-      </w:r>
-      <w:proofErr w:type="gramStart"/>
-      <w:r>
-        <w:t>for(</w:t>
-      </w:r>
-      <w:proofErr w:type="spellStart"/>
-      <w:proofErr w:type="gramEnd"/>
-      <w:r>
-        <w:t>i</w:t>
-      </w:r>
-      <w:proofErr w:type="spellEnd"/>
-      <w:r>
-        <w:t xml:space="preserve"> = 0; </w:t>
-      </w:r>
-      <w:proofErr w:type="spellStart"/>
-      <w:r>
-        <w:t>i</w:t>
-      </w:r>
-      <w:proofErr w:type="spellEnd"/>
-      <w:r>
-        <w:t xml:space="preserve"> &lt; n; </w:t>
-      </w:r>
-      <w:proofErr w:type="spellStart"/>
-      <w:r>
-        <w:t>i</w:t>
-      </w:r>
-      <w:proofErr w:type="spellEnd"/>
-      <w:r>
-        <w:t>++)</w:t>
-      </w:r>
-    </w:p>
-    <w:p>
-      <w:r>
-        <w:t xml:space="preserve">        </w:t>
-      </w:r>
-      <w:proofErr w:type="spellStart"/>
-      <w:proofErr w:type="gramStart"/>
-      <w:r>
-        <w:t>scanf</w:t>
-      </w:r>
-      <w:proofErr w:type="spellEnd"/>
-      <w:r>
-        <w:t>(</w:t>
-      </w:r>
-      <w:proofErr w:type="gramEnd"/>
-      <w:r>
-        <w:t>"%d", &amp;a[</w:t>
-      </w:r>
-      <w:proofErr w:type="spellStart"/>
-      <w:r>
-        <w:t>i</w:t>
-      </w:r>
-      <w:proofErr w:type="spellEnd"/>
-      <w:r>
-        <w:t>]);</w:t>
-      </w:r>
-    </w:p>
-    <w:p/>
-    <w:p>
-      <w:r>
-        <w:t xml:space="preserve">    </w:t>
-      </w:r>
-      <w:proofErr w:type="spellStart"/>
-      <w:proofErr w:type="gramStart"/>
-      <w:r>
-        <w:t>printf</w:t>
-      </w:r>
-      <w:proofErr w:type="spellEnd"/>
-      <w:r>
-        <w:t>(</w:t>
-      </w:r>
-      <w:proofErr w:type="gramEnd"/>
-      <w:r>
-        <w:t>"Enter element to search: ");</w:t>
-      </w:r>
-    </w:p>
-    <w:p>
-      <w:r>
-        <w:t xml:space="preserve">    </w:t>
-      </w:r>
-      <w:proofErr w:type="spellStart"/>
-      <w:proofErr w:type="gramStart"/>
-      <w:r>
-        <w:t>scanf</w:t>
-      </w:r>
-      <w:proofErr w:type="spellEnd"/>
-      <w:r>
-        <w:t>(</w:t>
-      </w:r>
-      <w:proofErr w:type="gramEnd"/>
-      <w:r>
-        <w:t>"%d", &amp;key);</w:t>
+        <w:t xml:space="preserve">    printf("Enter size: ");</w:t>
+      </w:r>
+    </w:p>
+    <w:p>
+      <w:r>
+        <w:t xml:space="preserve">    scanf("%d", &amp;n);</w:t>
+      </w:r>
+    </w:p>
+    <w:p/>
+    <w:p>
+      <w:r>
+        <w:lastRenderedPageBreak/>
+        <w:t xml:space="preserve">    printf("Enter sorted array elements:\n");</w:t>
+      </w:r>
+    </w:p>
+    <w:p>
+      <w:r>
+        <w:t xml:space="preserve">    for(i = 0; i &lt; n; i++)</w:t>
+      </w:r>
+    </w:p>
+    <w:p>
+      <w:r>
+        <w:t xml:space="preserve">        scanf("%d", &amp;a[i]);</w:t>
+      </w:r>
+    </w:p>
+    <w:p/>
+    <w:p>
+      <w:r>
+        <w:t xml:space="preserve">    printf("Enter element to search: ");</w:t>
+      </w:r>
+    </w:p>
+    <w:p>
+      <w:r>
+        <w:t xml:space="preserve">    scanf("%d", &amp;key);</w:t>
       </w:r>
     </w:p>
     <w:p/>
@@ -4101,127 +2437,85 @@
     <w:p/>
     <w:p>
       <w:r>
-        <w:t xml:space="preserve">    </w:t>
-      </w:r>
-      <w:proofErr w:type="gramStart"/>
-      <w:r>
-        <w:t>while(</w:t>
-      </w:r>
-      <w:proofErr w:type="gramEnd"/>
-      <w:r>
-        <w:t>low &lt;= high)</w:t>
+        <w:t xml:space="preserve">    while(low &lt;= high)</w:t>
+      </w:r>
+    </w:p>
+    <w:p>
+      <w:r>
+        <w:t xml:space="preserve">    {</w:t>
+      </w:r>
+    </w:p>
+    <w:p>
+      <w:r>
+        <w:t xml:space="preserve">        mid = (low + high) / 2;</w:t>
+      </w:r>
+    </w:p>
+    <w:p/>
+    <w:p>
+      <w:r>
+        <w:t xml:space="preserve">        if(a[mid] == key)</w:t>
+      </w:r>
+    </w:p>
+    <w:p>
+      <w:r>
+        <w:t xml:space="preserve">        {</w:t>
+      </w:r>
+    </w:p>
+    <w:p>
+      <w:r>
+        <w:t xml:space="preserve">            printf("Element found at position %d", mid + 1);</w:t>
+      </w:r>
+    </w:p>
+    <w:p>
+      <w:r>
+        <w:t xml:space="preserve">            return 0;</w:t>
+      </w:r>
+    </w:p>
+    <w:p>
+      <w:r>
+        <w:t xml:space="preserve">        }</w:t>
+      </w:r>
+    </w:p>
+    <w:p>
+      <w:r>
+        <w:t xml:space="preserve">        else if(key &lt; a[mid])</w:t>
+      </w:r>
+    </w:p>
+    <w:p>
+      <w:r>
+        <w:t xml:space="preserve">            high = mid - 1;</w:t>
+      </w:r>
+    </w:p>
+    <w:p>
+      <w:r>
+        <w:t xml:space="preserve">        else</w:t>
+      </w:r>
+    </w:p>
+    <w:p>
+      <w:r>
+        <w:t xml:space="preserve">            low = mid + 1;</w:t>
+      </w:r>
+    </w:p>
+    <w:p>
+      <w:r>
+        <w:t xml:space="preserve">    }</w:t>
+      </w:r>
+    </w:p>
+    <w:p/>
+    <w:p>
+      <w:r>
+        <w:t xml:space="preserve">    printf("Element not found");</w:t>
+      </w:r>
+    </w:p>
+    <w:p/>
+    <w:p>
+      <w:r>
+        <w:t xml:space="preserve">    return 0;</w:t>
       </w:r>
     </w:p>
     <w:p>
       <w:r>
         <w:lastRenderedPageBreak/>
-        <w:t xml:space="preserve">    {</w:t>
-      </w:r>
-    </w:p>
-    <w:p>
-      <w:r>
-        <w:t xml:space="preserve">        mid = (low + high) / 2;</w:t>
-      </w:r>
-    </w:p>
-    <w:p/>
-    <w:p>
-      <w:r>
-        <w:t xml:space="preserve">        if(a[mid] == key)</w:t>
-      </w:r>
-    </w:p>
-    <w:p>
-      <w:r>
-        <w:t xml:space="preserve">        {</w:t>
-      </w:r>
-    </w:p>
-    <w:p>
-      <w:r>
-        <w:t xml:space="preserve">            </w:t>
-      </w:r>
-      <w:proofErr w:type="spellStart"/>
-      <w:proofErr w:type="gramStart"/>
-      <w:r>
-        <w:t>printf</w:t>
-      </w:r>
-      <w:proofErr w:type="spellEnd"/>
-      <w:r>
-        <w:t>(</w:t>
-      </w:r>
-      <w:proofErr w:type="gramEnd"/>
-      <w:r>
-        <w:t>"Element found at position %d", mid + 1);</w:t>
-      </w:r>
-    </w:p>
-    <w:p>
-      <w:r>
-        <w:t xml:space="preserve">            return 0;</w:t>
-      </w:r>
-    </w:p>
-    <w:p>
-      <w:r>
-        <w:t xml:space="preserve">        }</w:t>
-      </w:r>
-    </w:p>
-    <w:p>
-      <w:r>
-        <w:t xml:space="preserve">        else </w:t>
-      </w:r>
-      <w:proofErr w:type="gramStart"/>
-      <w:r>
-        <w:t>if(</w:t>
-      </w:r>
-      <w:proofErr w:type="gramEnd"/>
-      <w:r>
-        <w:t>key &lt; a[mid])</w:t>
-      </w:r>
-    </w:p>
-    <w:p>
-      <w:r>
-        <w:t xml:space="preserve">            high = mid - 1;</w:t>
-      </w:r>
-    </w:p>
-    <w:p>
-      <w:r>
-        <w:t xml:space="preserve">        else</w:t>
-      </w:r>
-    </w:p>
-    <w:p>
-      <w:r>
-        <w:t xml:space="preserve">            low = mid + 1;</w:t>
-      </w:r>
-    </w:p>
-    <w:p>
-      <w:r>
-        <w:t xml:space="preserve">    }</w:t>
-      </w:r>
-    </w:p>
-    <w:p/>
-    <w:p>
-      <w:r>
-        <w:t xml:space="preserve">    </w:t>
-      </w:r>
-      <w:proofErr w:type="spellStart"/>
-      <w:proofErr w:type="gramStart"/>
-      <w:r>
-        <w:t>printf</w:t>
-      </w:r>
-      <w:proofErr w:type="spellEnd"/>
-      <w:r>
-        <w:t>(</w:t>
-      </w:r>
-      <w:proofErr w:type="gramEnd"/>
-      <w:r>
-        <w:t>"Element not found");</w:t>
-      </w:r>
-    </w:p>
-    <w:p/>
-    <w:p>
-      <w:r>
-        <w:t xml:space="preserve">    return 0;</w:t>
-      </w:r>
-    </w:p>
-    <w:p>
-      <w:r>
         <w:t>}</w:t>
       </w:r>
     </w:p>
@@ -4291,7 +2585,6 @@
     </w:p>
     <w:p>
       <w:r>
-        <w:lastRenderedPageBreak/>
         <w:t>Enter size: 5</w:t>
       </w:r>
     </w:p>
